--- a/sales/templates/eduasiste-email-templates.docx
+++ b/sales/templates/eduasiste-email-templates.docx
@@ -19,13 +19,13 @@
           <w:bCs/>
           <w:b/>
         </w:rPr>
-        <w:t xml:space="preserve">HOW TO USE THIS TEMPLATE</w:t>
+        <w:t xml:space="preserve">HOW TO USE THIS TEMPLATE.</w:t>
       </w:r>
       <w:r>
         <w:t xml:space="preserve"> </w:t>
       </w:r>
       <w:r>
-        <w:t xml:space="preserve">— 1.</w:t>
+        <w:t xml:space="preserve">1.</w:t>
       </w:r>
       <w:r>
         <w:t xml:space="preserve"> </w:t>
@@ -330,7 +330,7 @@
         <w:pStyle w:val="BodyText"/>
       </w:pPr>
       <w:r>
-        <w:t xml:space="preserve">Quick question: when's the last time you knew - in real time - exactly what your child was learning and where they were struggling?</w:t>
+        <w:t xml:space="preserve">Quick question: when's the last time you knew, in real time, exactly what your child was learning and where they were struggling?</w:t>
       </w:r>
     </w:p>
     <w:p>
@@ -338,7 +338,7 @@
         <w:pStyle w:val="BodyText"/>
       </w:pPr>
       <w:r>
-        <w:t xml:space="preserve">Most parents I talk to are one conversation behind. You find out about a hard week when the report card lands, weeks late, and even then it's a score, not an understanding.</w:t>
+        <w:t xml:space="preserve">Most parents I talk to are one conversation behind. You find out about a hard week when the report card lands, and even then it's a score, not an explanation.</w:t>
       </w:r>
     </w:p>
     <w:p>
@@ -346,7 +346,7 @@
         <w:pStyle w:val="BodyText"/>
       </w:pPr>
       <w:r>
-        <w:t xml:space="preserve">EduAsiste gives your child their own AI tutor twin - and gives you a parent twin that stays in the loop automatically. Ask your twin "How's Emma doing in reading this week?" and get a live answer pulled straight from her learning twin. No report cards. No waiting.</w:t>
+        <w:t xml:space="preserve">EduAsiste gives your child their own AI tutor twin, and gives you a parent twin that stays in the loop automatically. Ask your twin "How's Emma doing in reading this week?" and get a live answer pulled straight from her learning twin, without waiting for a report card.</w:t>
       </w:r>
     </w:p>
     <w:p>
@@ -431,7 +431,7 @@
         <w:pStyle w:val="BodyText"/>
       </w:pPr>
       <w:r>
-        <w:t xml:space="preserve">I've been working with parents and tutors who were tired of finding out about a struggling week long after it was over. The families who get ahead aren't doing more homework - they're just seeing what's happening while it's happening.</w:t>
+        <w:t xml:space="preserve">I've been working with parents and tutors who were tired of finding out about a struggling week long after it was over. The families who get ahead aren't doing more homework. They just see what's happening while it's happening.</w:t>
       </w:r>
     </w:p>
     <w:p>
@@ -439,7 +439,7 @@
         <w:pStyle w:val="BodyText"/>
       </w:pPr>
       <w:r>
-        <w:t xml:space="preserve">EduAsiste is how families like</w:t>
+        <w:t xml:space="preserve">EduAsiste keeps a parent twin in the loop after every lesson, the way families like</w:t>
       </w:r>
       <w:r>
         <w:t xml:space="preserve"> </w:t>
@@ -454,7 +454,7 @@
         <w:t xml:space="preserve"> </w:t>
       </w:r>
       <w:r>
-        <w:t xml:space="preserve">keep a parent twin in the loop after every lesson. It's not about replacing the teacher or the tutor - it's about making sure no one is one conversation behind your child.</w:t>
+        <w:t xml:space="preserve">already do. It doesn't replace the teacher or the tutor. It makes sure no one is a conversation behind your child.</w:t>
       </w:r>
     </w:p>
     <w:p>
@@ -562,7 +562,7 @@
         <w:pStyle w:val="BodyText"/>
       </w:pPr>
       <w:r>
-        <w:t xml:space="preserve">Most of the time, everything that one teacher knew about your child - what clicks, what frustrates them, the gap they were finally closing - just disappears at the handoff. The new teacher starts from zero, and so does your child.</w:t>
+        <w:t xml:space="preserve">Most of the time, everything one teacher knew about your child (what clicks, what frustrates them, the gap they were finally closing) disappears at the handoff. The new teacher starts from zero, and so does your child.</w:t>
       </w:r>
     </w:p>
     <w:p>
@@ -578,7 +578,7 @@
         <w:pStyle w:val="BodyText"/>
       </w:pPr>
       <w:r>
-        <w:t xml:space="preserve">Would it be valuable to chat about how this could work for</w:t>
+        <w:t xml:space="preserve">Would it be valuable to talk about how this could work for</w:t>
       </w:r>
       <w:r>
         <w:t xml:space="preserve"> </w:t>
@@ -701,7 +701,7 @@
         <w:pStyle w:val="Compact"/>
       </w:pPr>
       <w:r>
-        <w:t xml:space="preserve">Every learner gets their own AI tutor twin - and you (parent or teacher) get a twin too</w:t>
+        <w:t xml:space="preserve">Every learner gets their own AI tutor twin, and you (parent or teacher) get a twin too</w:t>
       </w:r>
     </w:p>
     <w:p>
@@ -752,7 +752,7 @@
         <w:pStyle w:val="Compact"/>
       </w:pPr>
       <w:r>
-        <w:t xml:space="preserve">Socratic study sessions that guide by asking, not telling - auto-summarized into your chat</w:t>
+        <w:t xml:space="preserve">Socratic study sessions that guide by asking instead of telling, auto-summarized into your chat</w:t>
       </w:r>
     </w:p>
     <w:p>
@@ -782,7 +782,7 @@
         <w:t xml:space="preserve"> </w:t>
       </w:r>
       <w:r>
-        <w:t xml:space="preserve">[Customize based on demo - e.g., "Seeing reading progress without waiting for report cards" or "Assigning practice without becoming the tutor yourself"]</w:t>
+        <w:t xml:space="preserve">[Customize based on demo, e.g., "Seeing reading progress without waiting for report cards" or "Assigning practice without becoming the tutor yourself"]</w:t>
       </w:r>
     </w:p>
     <w:p>
@@ -800,7 +800,7 @@
         <w:t xml:space="preserve"> </w:t>
       </w:r>
       <w:r>
-        <w:t xml:space="preserve">[Customize - e.g., "Knowing where each of your tutoring students stands before every session, without re-reading your notes" or "Quality learning time at home without you having to be the teacher"]</w:t>
+        <w:t xml:space="preserve">[Customize, e.g., "Knowing where each of your tutoring students stands before every session, without re-reading your notes" or "Quality learning time at home without you having to be the teacher"]</w:t>
       </w:r>
     </w:p>
     <w:p>
@@ -824,7 +824,7 @@
         <w:pStyle w:val="Compact"/>
       </w:pPr>
       <w:r>
-        <w:t xml:space="preserve">[Action item - e.g., "I'll send over the privacy and data documentation you asked about"]</w:t>
+        <w:t xml:space="preserve">[Action item, e.g., "I'll send over the privacy and data documentation you asked about"]</w:t>
       </w:r>
     </w:p>
     <w:p>
@@ -836,7 +836,7 @@
         <w:pStyle w:val="Compact"/>
       </w:pPr>
       <w:r>
-        <w:t xml:space="preserve">[Action item - e.g., "Let's get your first learner twin set up"]</w:t>
+        <w:t xml:space="preserve">[Action item, e.g., "Let's get your first learner twin set up"]</w:t>
       </w:r>
     </w:p>
     <w:p>
@@ -848,7 +848,7 @@
         <w:pStyle w:val="Compact"/>
       </w:pPr>
       <w:r>
-        <w:t xml:space="preserve">[Action item - e.g., "30-day free trial starting next Monday"]</w:t>
+        <w:t xml:space="preserve">[Action item, e.g., "30-day free trial starting next Monday"]</w:t>
       </w:r>
     </w:p>
     <w:p>
@@ -856,7 +856,7 @@
         <w:pStyle w:val="FirstParagraph"/>
       </w:pPr>
       <w:r>
-        <w:t xml:space="preserve">Let me know if you have any questions. Looking forward to getting started!</w:t>
+        <w:t xml:space="preserve">If anything's unclear, just reply and ask. Otherwise I'll get your first learner twin set up.</w:t>
       </w:r>
     </w:p>
     <w:p>
@@ -941,7 +941,7 @@
         <w:pStyle w:val="BodyText"/>
       </w:pPr>
       <w:r>
-        <w:t xml:space="preserve">Is EduAsiste still something you're considering? If the timing isn't right, totally understand - just let me know either way so I can update my notes.</w:t>
+        <w:t xml:space="preserve">Is EduAsiste still something you're considering? If the timing isn't right, totally understand. Just let me know either way so I can update my notes.</w:t>
       </w:r>
     </w:p>
     <w:p>
@@ -949,7 +949,7 @@
         <w:pStyle w:val="BodyText"/>
       </w:pPr>
       <w:r>
-        <w:t xml:space="preserve">If you have questions or concerns - especially around privacy or how the twins talk to each other - happy to address those too.</w:t>
+        <w:t xml:space="preserve">If you have questions or concerns, especially around privacy or how the twins talk to each other, I'm happy to address those.</w:t>
       </w:r>
     </w:p>
     <w:p>
@@ -1163,7 +1163,7 @@
         <w:pStyle w:val="FirstParagraph"/>
       </w:pPr>
       <w:r>
-        <w:t xml:space="preserve">Most families and tutors start on the 30-day free trial and decide once they've seen real progress in their own child or roster - no card to start.</w:t>
+        <w:t xml:space="preserve">Most families and tutors start on the 30-day free trial and decide once they've seen real progress in their own child or roster. No card to start.</w:t>
       </w:r>
     </w:p>
     <w:p>
@@ -1248,7 +1248,7 @@
         <w:pStyle w:val="BodyText"/>
       </w:pPr>
       <w:r>
-        <w:t xml:space="preserve">Protecting a child's data is the whole point - here's exactly how EduAsiste handles it:</w:t>
+        <w:t xml:space="preserve">Protecting a child's data matters. Here's exactly how EduAsiste handles it:</w:t>
       </w:r>
     </w:p>
     <w:p>
@@ -1284,7 +1284,7 @@
         <w:pStyle w:val="Compact"/>
       </w:pPr>
       <w:r>
-        <w:t xml:space="preserve">No secret surveillance - the twins talk to each other with full transparency</w:t>
+        <w:t xml:space="preserve">The twins talk to each other in the open, with no hidden surveillance</w:t>
       </w:r>
     </w:p>
     <w:p>
@@ -1296,7 +1296,7 @@
         <w:pStyle w:val="Compact"/>
       </w:pPr>
       <w:r>
-        <w:t xml:space="preserve">Trust between you and your child is the product, not a feature we bolt on</w:t>
+        <w:t xml:space="preserve">The data is transparent by default: nothing is locked away, so you can take it out or remove it whenever you want</w:t>
       </w:r>
     </w:p>
     <w:p>
@@ -1485,7 +1485,7 @@
         <w:pStyle w:val="BodyText"/>
       </w:pPr>
       <w:r>
-        <w:t xml:space="preserve">Totally fair - plenty of families and tutors track progress on their own. Here's the honest comparison:</w:t>
+        <w:t xml:space="preserve">Totally fair. Plenty of families and tutors track progress on their own. Here's the honest comparison:</w:t>
       </w:r>
     </w:p>
     <w:p>
@@ -1759,7 +1759,7 @@
         <w:pStyle w:val="BodyText"/>
       </w:pPr>
       <w:r>
-        <w:t xml:space="preserve">If you're still considering EduAsiste, starting your 30-day free trial now means you'll be fully set up - learner twin and parent twin talking - by the time the term begins.</w:t>
+        <w:t xml:space="preserve">If you're still considering EduAsiste, starting your 30-day free trial now means you'll be fully set up, with the learner twin and parent twin already talking, by the time the term begins.</w:t>
       </w:r>
     </w:p>
     <w:p>
@@ -1767,7 +1767,7 @@
         <w:pStyle w:val="BodyText"/>
       </w:pPr>
       <w:r>
-        <w:t xml:space="preserve">No pressure - just wanted to make sure you had the timing in mind.</w:t>
+        <w:t xml:space="preserve">No pressure. I just wanted to make sure you had the timing in mind.</w:t>
       </w:r>
     </w:p>
     <w:p>
@@ -1852,7 +1852,7 @@
         <w:pStyle w:val="BodyText"/>
       </w:pPr>
       <w:r>
-        <w:t xml:space="preserve">I know trying something new with your child - or across your students - can feel like a leap. Here's a low-risk way to test EduAsiste:</w:t>
+        <w:t xml:space="preserve">I know trying something new with your child (or across your students) can feel like a leap. Here's a low-risk way to test EduAsiste:</w:t>
       </w:r>
     </w:p>
     <w:p>
@@ -1903,7 +1903,7 @@
         <w:t xml:space="preserve"> </w:t>
       </w:r>
       <w:r>
-        <w:t xml:space="preserve">features - live progress, one-sentence worksheets, Socratic summaries, auto-filling goals</w:t>
+        <w:t xml:space="preserve">features: live progress, one-sentence worksheets, Socratic summaries, auto-filling goals</w:t>
       </w:r>
     </w:p>
     <w:p>
@@ -2014,7 +2014,7 @@
         <w:t xml:space="preserve">Subject</w:t>
       </w:r>
       <w:r>
-        <w:t xml:space="preserve">: A fresh term - still one conversation behind?</w:t>
+        <w:t xml:space="preserve">: A fresh term, still one conversation behind?</w:t>
       </w:r>
     </w:p>
     <w:p>
@@ -2058,7 +2058,7 @@
         <w:pStyle w:val="BodyText"/>
       </w:pPr>
       <w:r>
-        <w:t xml:space="preserve">The longer a learning twin runs, the more it knows your child - so the families who start a term ahead are never the ones playing catch-up at report-card time.</w:t>
+        <w:t xml:space="preserve">The longer a learning twin runs, the more it knows your child. The families who start a term ahead are never the ones playing catch-up at report-card time.</w:t>
       </w:r>
     </w:p>
     <w:p>
@@ -2066,7 +2066,7 @@
         <w:pStyle w:val="BodyText"/>
       </w:pPr>
       <w:r>
-        <w:t xml:space="preserve">If the timing is better now, I'd love to reconnect. If not, no worries - just wanted to check in at the start of the term.</w:t>
+        <w:t xml:space="preserve">If the timing is better now, I'd love to reconnect. If not, no worries. I just wanted to check in at the start of the term.</w:t>
       </w:r>
     </w:p>
     <w:p>
@@ -2143,7 +2143,7 @@
         <w:pStyle w:val="BodyText"/>
       </w:pPr>
       <w:r>
-        <w:t xml:space="preserve">Remember when we spoke and you asked about [Feature they wanted - e.g., "quizzes with auto-grading" or "a classroom view for your cohort"]?</w:t>
+        <w:t xml:space="preserve">Remember when we spoke and you asked about [Feature they wanted, e.g., "quizzes with auto-grading" or "a classroom view for your cohort"]?</w:t>
       </w:r>
     </w:p>
     <w:p>
@@ -2151,7 +2151,7 @@
         <w:pStyle w:val="BodyText"/>
       </w:pPr>
       <w:r>
-        <w:t xml:space="preserve">Good news - we just launched it.</w:t>
+        <w:t xml:space="preserve">Good news: we just launched it.</w:t>
       </w:r>
     </w:p>
     <w:p>

--- a/sales/templates/eduasiste-email-templates.docx
+++ b/sales/templates/eduasiste-email-templates.docx
@@ -7,649 +7,350 @@
         <w:pStyle w:val="Title"/>
       </w:pPr>
       <w:r>
+        <w:t xml:space="preserve">EduAsiste</w:t>
+      </w:r>
+      <w:r>
+        <w:t xml:space="preserve"> </w:t>
+      </w:r>
+      <w:r>
+        <w:t xml:space="preserve">Sales</w:t>
+      </w:r>
+      <w:r>
+        <w:t xml:space="preserve"> </w:t>
+      </w:r>
+      <w:r>
+        <w:t xml:space="preserve">Email</w:t>
+      </w:r>
+      <w:r>
+        <w:t xml:space="preserve"> </w:t>
+      </w:r>
+      <w:r>
+        <w:t xml:space="preserve">Templates</w:t>
+      </w:r>
+      <w:r>
+        <w:t xml:space="preserve"> </w:t>
+      </w:r>
+      <w:r>
+        <w:t xml:space="preserve">·</w:t>
+      </w:r>
+      <w:r>
+        <w:t xml:space="preserve"> </w:t>
+      </w:r>
+      <w:r>
+        <w:t xml:space="preserve">AI</w:t>
+      </w:r>
+      <w:r>
+        <w:t xml:space="preserve"> </w:t>
+      </w:r>
+      <w:r>
+        <w:t xml:space="preserve">Value</w:t>
+      </w:r>
+      <w:r>
+        <w:t xml:space="preserve"> </w:t>
+      </w:r>
+      <w:r>
+        <w:t xml:space="preserve">Prospectors</w:t>
+      </w:r>
+    </w:p>
+    <w:p>
+      <w:pPr>
+        <w:pStyle w:val="FirstParagraph"/>
+      </w:pPr>
+      <w:hyperlink w:anchor="main">
+        <w:r>
+          <w:rPr>
+            <w:rStyle w:val="Hyperlink"/>
+          </w:rPr>
+          <w:t xml:space="preserve">Skip to content</w:t>
+        </w:r>
+      </w:hyperlink>
+    </w:p>
+    <w:bookmarkStart w:id="21" w:name="top"/>
+    <w:p>
+      <w:pPr>
+        <w:pStyle w:val="BodyText"/>
+      </w:pPr>
+      <w:r>
+        <w:rPr>
+          <w:highlight w:val="yellow"/>
+        </w:rPr>
+        <w:t xml:space="preserve">Ai</w:t>
+      </w:r>
+      <w:r>
+        <w:t xml:space="preserve"> </w:t>
+      </w:r>
+      <w:r>
+        <w:t xml:space="preserve">AI Value Prospectors</w:t>
+      </w:r>
+      <w:r>
+        <w:t xml:space="preserve"> </w:t>
+      </w:r>
+      <w:hyperlink r:id="rId20">
+        <w:r>
+          <w:rPr>
+            <w:rStyle w:val="Hyperlink"/>
+          </w:rPr>
+          <w:t xml:space="preserve">← EduAsiste materials</w:t>
+        </w:r>
+      </w:hyperlink>
+    </w:p>
+    <w:bookmarkEnd w:id="21"/>
+    <w:p>
+      <w:pPr>
+        <w:pStyle w:val="BodyText"/>
+      </w:pPr>
+      <w:r>
+        <w:t xml:space="preserve">Outreach · EduAsiste (education)</w:t>
+      </w:r>
+    </w:p>
+    <w:bookmarkStart w:id="48" w:name="eduasiste-sales-email-templates"/>
+    <w:p>
+      <w:pPr>
+        <w:pStyle w:val="Heading1"/>
+      </w:pPr>
+      <w:r>
         <w:t xml:space="preserve">EduAsiste Sales Email Templates</w:t>
       </w:r>
     </w:p>
     <w:p>
       <w:pPr>
-        <w:pStyle w:val="BlockText"/>
-      </w:pPr>
+        <w:pStyle w:val="FirstParagraph"/>
+      </w:pPr>
+      <w:r>
+        <w:t xml:space="preserve">Openers, post-demo follow-ups, objection responses, closers, and re-engagement — the full funnel in one place. The openers lead with the two-twins idea: every learner gets their own AI study buddy, and the parent or teacher gets a twin too. Pick a template, replace every</w:t>
+      </w:r>
+      <w:r>
+        <w:t xml:space="preserve"> </w:t>
+      </w:r>
+      <w:r>
+        <w:rPr>
+          <w:rStyle w:val="VerbatimChar"/>
+        </w:rPr>
+        <w:t xml:space="preserve">{{token}}</w:t>
+      </w:r>
+      <w:r>
+        <w:t xml:space="preserve">, and send. The voice throughout is warm, parent to parent and educator to educator.</w:t>
+      </w:r>
+    </w:p>
+    <w:p>
+      <w:r>
+        <w:pict>
+          <v:rect style="width:0;height:1.5pt" o:hralign="center" o:hrstd="t" o:hr="t"/>
+        </w:pict>
+      </w:r>
+    </w:p>
+    <w:p>
+      <w:pPr>
+        <w:pStyle w:val="FirstParagraph"/>
+      </w:pPr>
+      <w:r>
+        <w:t xml:space="preserve">On this page</w:t>
+      </w:r>
+      <w:r>
+        <w:t xml:space="preserve"> </w:t>
+      </w:r>
+      <w:hyperlink w:anchor="initial-outreach">
+        <w:r>
+          <w:rPr>
+            <w:rStyle w:val="Hyperlink"/>
+          </w:rPr>
+          <w:t xml:space="preserve">Initial Outreach</w:t>
+        </w:r>
+      </w:hyperlink>
+      <w:r>
+        <w:t xml:space="preserve"> </w:t>
+      </w:r>
+      <w:hyperlink w:anchor="follow-up-after-demo">
+        <w:r>
+          <w:rPr>
+            <w:rStyle w:val="Hyperlink"/>
+          </w:rPr>
+          <w:t xml:space="preserve">Follow-Up After Demo</w:t>
+        </w:r>
+      </w:hyperlink>
+      <w:r>
+        <w:t xml:space="preserve"> </w:t>
+      </w:r>
+      <w:hyperlink w:anchor="objection-response">
+        <w:r>
+          <w:rPr>
+            <w:rStyle w:val="Hyperlink"/>
+          </w:rPr>
+          <w:t xml:space="preserve">Objection Response</w:t>
+        </w:r>
+      </w:hyperlink>
+      <w:r>
+        <w:t xml:space="preserve"> </w:t>
+      </w:r>
+      <w:hyperlink w:anchor="closing-urgency">
+        <w:r>
+          <w:rPr>
+            <w:rStyle w:val="Hyperlink"/>
+          </w:rPr>
+          <w:t xml:space="preserve">Closing / Urgency</w:t>
+        </w:r>
+      </w:hyperlink>
+      <w:r>
+        <w:t xml:space="preserve"> </w:t>
+      </w:r>
+      <w:hyperlink w:anchor="re-engagement">
+        <w:r>
+          <w:rPr>
+            <w:rStyle w:val="Hyperlink"/>
+          </w:rPr>
+          <w:t xml:space="preserve">Re-Engagement</w:t>
+        </w:r>
+      </w:hyperlink>
+      <w:r>
+        <w:t xml:space="preserve"> </w:t>
+      </w:r>
+      <w:hyperlink w:anchor="best-practices">
+        <w:r>
+          <w:rPr>
+            <w:rStyle w:val="Hyperlink"/>
+          </w:rPr>
+          <w:t xml:space="preserve">Best Practices</w:t>
+        </w:r>
+      </w:hyperlink>
+    </w:p>
+    <w:bookmarkStart w:id="28" w:name="initial-outreach"/>
+    <w:p>
+      <w:pPr>
+        <w:pStyle w:val="Heading2"/>
+      </w:pPr>
+      <w:r>
+        <w:t xml:space="preserve">Initial Outreach</w:t>
+      </w:r>
+    </w:p>
+    <w:p>
+      <w:pPr>
+        <w:pStyle w:val="FirstParagraph"/>
+      </w:pPr>
+      <w:r>
+        <w:t xml:space="preserve">Six openers. A–C lead with the two-twins story; D–F lead with a single angle. Match the opener to the recipient:</w:t>
+      </w:r>
+      <w:r>
+        <w:t xml:space="preserve"> </w:t>
+      </w:r>
       <w:r>
         <w:rPr>
           <w:bCs/>
           <w:b/>
         </w:rPr>
-        <w:t xml:space="preserve">HOW TO USE THIS TEMPLATE.</w:t>
+        <w:t xml:space="preserve">A</w:t>
       </w:r>
       <w:r>
         <w:t xml:space="preserve"> </w:t>
       </w:r>
       <w:r>
-        <w:t xml:space="preserve">1.</w:t>
+        <w:t xml:space="preserve">for cold parents,</w:t>
       </w:r>
       <w:r>
         <w:t xml:space="preserve"> </w:t>
       </w:r>
-      <w:r>
-        <w:rPr>
-          <w:iCs/>
-          <w:i/>
-        </w:rPr>
-        <w:t xml:space="preserve">File → Make a copy.</w:t>
-      </w:r>
-      <w:r>
-        <w:t xml:space="preserve"> </w:t>
-      </w:r>
-      <w:r>
-        <w:t xml:space="preserve">2. Rename it for your prospect. 3. Replace every highlighted</w:t>
-      </w:r>
-      <w:r>
-        <w:t xml:space="preserve"> </w:t>
-      </w:r>
-      <w:r>
-        <w:rPr>
-          <w:rStyle w:val="Placeholder"/>
-          <w:bCs/>
-          <w:b/>
-        </w:rPr>
-        <w:t xml:space="preserve">{{field}}</w:t>
-      </w:r>
-      <w:r>
-        <w:t xml:space="preserve">. 4. Delete this box. 5.</w:t>
-      </w:r>
-      <w:r>
-        <w:t xml:space="preserve"> </w:t>
-      </w:r>
-      <w:r>
-        <w:rPr>
-          <w:iCs/>
-          <w:i/>
-        </w:rPr>
-        <w:t xml:space="preserve">File → Download → PDF</w:t>
-      </w:r>
-      <w:r>
-        <w:t xml:space="preserve"> </w:t>
-      </w:r>
-      <w:r>
-        <w:t xml:space="preserve">to send.</w:t>
-      </w:r>
-    </w:p>
-    <w:p>
-      <w:pPr>
-        <w:pStyle w:val="BlockText"/>
-      </w:pPr>
       <w:r>
         <w:rPr>
           <w:bCs/>
           <w:b/>
         </w:rPr>
-        <w:t xml:space="preserve">Fields in this template:</w:t>
+        <w:t xml:space="preserve">B</w:t>
       </w:r>
       <w:r>
         <w:t xml:space="preserve"> </w:t>
       </w:r>
       <w:r>
-        <w:rPr>
-          <w:rStyle w:val="Placeholder"/>
-        </w:rPr>
-        <w:t xml:space="preserve">{{Prospect Name}}</w:t>
+        <w:t xml:space="preserve">for warm parent / homeschool intros,</w:t>
       </w:r>
       <w:r>
         <w:t xml:space="preserve"> </w:t>
       </w:r>
-      <w:r>
-        <w:t xml:space="preserve">·</w:t>
-      </w:r>
-      <w:r>
-        <w:t xml:space="preserve"> </w:t>
-      </w:r>
-      <w:r>
-        <w:rPr>
-          <w:rStyle w:val="Placeholder"/>
-        </w:rPr>
-        <w:t xml:space="preserve">{{Company}}</w:t>
-      </w:r>
-      <w:r>
-        <w:t xml:space="preserve"> </w:t>
-      </w:r>
-      <w:r>
-        <w:t xml:space="preserve">·</w:t>
-      </w:r>
-      <w:r>
-        <w:t xml:space="preserve"> </w:t>
-      </w:r>
-      <w:r>
-        <w:rPr>
-          <w:rStyle w:val="Placeholder"/>
-        </w:rPr>
-        <w:t xml:space="preserve">{{Industry}}</w:t>
-      </w:r>
-      <w:r>
-        <w:t xml:space="preserve"> </w:t>
-      </w:r>
-      <w:r>
-        <w:t xml:space="preserve">·</w:t>
-      </w:r>
-      <w:r>
-        <w:t xml:space="preserve"> </w:t>
-      </w:r>
-      <w:r>
-        <w:rPr>
-          <w:rStyle w:val="Placeholder"/>
-        </w:rPr>
-        <w:t xml:space="preserve">{{Pain Point}}</w:t>
-      </w:r>
-      <w:r>
-        <w:t xml:space="preserve"> </w:t>
-      </w:r>
-      <w:r>
-        <w:t xml:space="preserve">·</w:t>
-      </w:r>
-      <w:r>
-        <w:t xml:space="preserve"> </w:t>
-      </w:r>
-      <w:r>
-        <w:rPr>
-          <w:rStyle w:val="Placeholder"/>
-        </w:rPr>
-        <w:t xml:space="preserve">{{Competitor}}</w:t>
-      </w:r>
-      <w:r>
-        <w:t xml:space="preserve"> </w:t>
-      </w:r>
-      <w:r>
-        <w:t xml:space="preserve">·</w:t>
-      </w:r>
-      <w:r>
-        <w:t xml:space="preserve"> </w:t>
-      </w:r>
-      <w:r>
-        <w:rPr>
-          <w:rStyle w:val="Placeholder"/>
-        </w:rPr>
-        <w:t xml:space="preserve">{{Reference Customer}}</w:t>
-      </w:r>
-      <w:r>
-        <w:t xml:space="preserve"> </w:t>
-      </w:r>
-      <w:r>
-        <w:t xml:space="preserve">·</w:t>
-      </w:r>
-      <w:r>
-        <w:t xml:space="preserve"> </w:t>
-      </w:r>
-      <w:r>
-        <w:rPr>
-          <w:rStyle w:val="Placeholder"/>
-        </w:rPr>
-        <w:t xml:space="preserve">{{Demo Date}}</w:t>
-      </w:r>
-      <w:r>
-        <w:t xml:space="preserve"> </w:t>
-      </w:r>
-      <w:r>
-        <w:t xml:space="preserve">·</w:t>
-      </w:r>
-      <w:r>
-        <w:t xml:space="preserve"> </w:t>
-      </w:r>
-      <w:r>
-        <w:rPr>
-          <w:rStyle w:val="Placeholder"/>
-        </w:rPr>
-        <w:t xml:space="preserve">{{Demo Link}}</w:t>
-      </w:r>
-      <w:r>
-        <w:t xml:space="preserve"> </w:t>
-      </w:r>
-      <w:r>
-        <w:t xml:space="preserve">·</w:t>
-      </w:r>
-      <w:r>
-        <w:t xml:space="preserve"> </w:t>
-      </w:r>
-      <w:r>
-        <w:rPr>
-          <w:rStyle w:val="Placeholder"/>
-        </w:rPr>
-        <w:t xml:space="preserve">{{Rep Name}}</w:t>
-      </w:r>
-      <w:r>
-        <w:t xml:space="preserve"> </w:t>
-      </w:r>
-      <w:r>
-        <w:t xml:space="preserve">·</w:t>
-      </w:r>
-      <w:r>
-        <w:t xml:space="preserve"> </w:t>
-      </w:r>
-      <w:r>
-        <w:rPr>
-          <w:rStyle w:val="Placeholder"/>
-        </w:rPr>
-        <w:t xml:space="preserve">{{Rep Email}}</w:t>
-      </w:r>
-      <w:r>
-        <w:t xml:space="preserve"> </w:t>
-      </w:r>
-      <w:r>
-        <w:t xml:space="preserve">·</w:t>
-      </w:r>
-      <w:r>
-        <w:t xml:space="preserve"> </w:t>
-      </w:r>
-      <w:r>
-        <w:rPr>
-          <w:rStyle w:val="Placeholder"/>
-        </w:rPr>
-        <w:t xml:space="preserve">{{Rep Phone}}</w:t>
-      </w:r>
-    </w:p>
-    <w:p>
-      <w:pPr>
-        <w:pStyle w:val="FirstParagraph"/>
-      </w:pPr>
-      <w:r>
-        <w:t xml:space="preserve">Copy, customize, and send.</w:t>
-      </w:r>
-    </w:p>
-    <w:p>
-      <w:r>
-        <w:pict>
-          <v:rect style="width:0;height:1.5pt" o:hralign="center" o:hrstd="t" o:hr="t"/>
-        </w:pict>
-      </w:r>
-    </w:p>
-    <w:bookmarkStart w:id="23" w:name="initial-outreach"/>
-    <w:p>
-      <w:pPr>
-        <w:pStyle w:val="Heading2"/>
-      </w:pPr>
-      <w:r>
-        <w:t xml:space="preserve">Initial Outreach</w:t>
-      </w:r>
-    </w:p>
-    <w:bookmarkStart w:id="20" w:name="template-1-the-time-saver-hook"/>
-    <w:p>
-      <w:pPr>
-        <w:pStyle w:val="Heading3"/>
-      </w:pPr>
-      <w:r>
-        <w:t xml:space="preserve">Template 1: The Time-Saver Hook</w:t>
-      </w:r>
-    </w:p>
-    <w:p>
-      <w:pPr>
-        <w:pStyle w:val="FirstParagraph"/>
-      </w:pPr>
       <w:r>
         <w:rPr>
           <w:bCs/>
           <w:b/>
         </w:rPr>
-        <w:t xml:space="preserve">Subject</w:t>
-      </w:r>
-      <w:r>
-        <w:t xml:space="preserve">: Quick question about</w:t>
+        <w:t xml:space="preserve">C</w:t>
       </w:r>
       <w:r>
         <w:t xml:space="preserve"> </w:t>
       </w:r>
       <w:r>
-        <w:rPr>
-          <w:rStyle w:val="Placeholder"/>
-        </w:rPr>
-        <w:t xml:space="preserve">{{Prospect Name}}</w:t>
-      </w:r>
-      <w:r>
-        <w:t xml:space="preserve">'s reading this week</w:t>
-      </w:r>
-    </w:p>
-    <w:p>
-      <w:pPr>
-        <w:pStyle w:val="BodyText"/>
-      </w:pPr>
-      <w:r>
-        <w:t xml:space="preserve">Hi</w:t>
+        <w:t xml:space="preserve">for schools and tutors,</w:t>
       </w:r>
       <w:r>
         <w:t xml:space="preserve"> </w:t>
       </w:r>
-      <w:r>
-        <w:rPr>
-          <w:rStyle w:val="Placeholder"/>
-        </w:rPr>
-        <w:t xml:space="preserve">{{Prospect Name}}</w:t>
-      </w:r>
-      <w:r>
-        <w:t xml:space="preserve">,</w:t>
-      </w:r>
-    </w:p>
-    <w:p>
-      <w:pPr>
-        <w:pStyle w:val="BodyText"/>
-      </w:pPr>
-      <w:r>
-        <w:t xml:space="preserve">Quick question: when's the last time you knew, in real time, exactly what your child was learning and where they were struggling?</w:t>
-      </w:r>
-    </w:p>
-    <w:p>
-      <w:pPr>
-        <w:pStyle w:val="BodyText"/>
-      </w:pPr>
-      <w:r>
-        <w:t xml:space="preserve">Most parents I talk to are one conversation behind. You find out about a hard week when the report card lands, and even then it's a score, not an explanation.</w:t>
-      </w:r>
-    </w:p>
-    <w:p>
-      <w:pPr>
-        <w:pStyle w:val="BodyText"/>
-      </w:pPr>
-      <w:r>
-        <w:t xml:space="preserve">EduAsiste gives your child their own AI tutor twin, and gives you a parent twin that stays in the loop automatically. Ask your twin "How's Emma doing in reading this week?" and get a live answer pulled straight from her learning twin, without waiting for a report card.</w:t>
-      </w:r>
-    </w:p>
-    <w:p>
-      <w:pPr>
-        <w:pStyle w:val="BodyText"/>
-      </w:pPr>
-      <w:r>
-        <w:t xml:space="preserve">Would you be open to a 15-minute call to see if this would help your family? There's a 30-day free trial, no card required.</w:t>
-      </w:r>
-    </w:p>
-    <w:p>
-      <w:pPr>
-        <w:pStyle w:val="BodyText"/>
-      </w:pPr>
-      <w:r>
-        <w:t xml:space="preserve">Best,</w:t>
-      </w:r>
-      <w:r>
-        <w:t xml:space="preserve"> </w:t>
-      </w:r>
-      <w:r>
-        <w:rPr>
-          <w:rStyle w:val="Placeholder"/>
-        </w:rPr>
-        <w:t xml:space="preserve">{{Rep Name}}</w:t>
-      </w:r>
-    </w:p>
-    <w:p>
-      <w:r>
-        <w:pict>
-          <v:rect style="width:0;height:1.5pt" o:hralign="center" o:hrstd="t" o:hr="t"/>
-        </w:pict>
-      </w:r>
-    </w:p>
-    <w:bookmarkEnd w:id="20"/>
-    <w:bookmarkStart w:id="21" w:name="template-2-the-competitor-angle"/>
-    <w:p>
-      <w:pPr>
-        <w:pStyle w:val="Heading3"/>
-      </w:pPr>
-      <w:r>
-        <w:t xml:space="preserve">Template 2: The Competitor Angle</w:t>
-      </w:r>
-    </w:p>
-    <w:p>
-      <w:pPr>
-        <w:pStyle w:val="FirstParagraph"/>
-      </w:pPr>
       <w:r>
         <w:rPr>
           <w:bCs/>
           <w:b/>
         </w:rPr>
-        <w:t xml:space="preserve">Subject</w:t>
-      </w:r>
-      <w:r>
-        <w:t xml:space="preserve">: How other families are staying in the loop</w:t>
-      </w:r>
-    </w:p>
-    <w:p>
-      <w:pPr>
-        <w:pStyle w:val="BodyText"/>
-      </w:pPr>
-      <w:r>
-        <w:t xml:space="preserve">Hi</w:t>
+        <w:t xml:space="preserve">D</w:t>
       </w:r>
       <w:r>
         <w:t xml:space="preserve"> </w:t>
       </w:r>
       <w:r>
-        <w:rPr>
-          <w:rStyle w:val="Placeholder"/>
-        </w:rPr>
-        <w:t xml:space="preserve">{{Prospect Name}}</w:t>
-      </w:r>
-      <w:r>
-        <w:t xml:space="preserve">,</w:t>
-      </w:r>
-    </w:p>
-    <w:p>
-      <w:pPr>
-        <w:pStyle w:val="BodyText"/>
-      </w:pPr>
-      <w:r>
-        <w:t xml:space="preserve">I've been working with parents and tutors who were tired of finding out about a struggling week long after it was over. The families who get ahead aren't doing more homework. They just see what's happening while it's happening.</w:t>
-      </w:r>
-    </w:p>
-    <w:p>
-      <w:pPr>
-        <w:pStyle w:val="BodyText"/>
-      </w:pPr>
-      <w:r>
-        <w:t xml:space="preserve">EduAsiste keeps a parent twin in the loop after every lesson, the way families like</w:t>
+        <w:t xml:space="preserve">for a time-saver hook,</w:t>
       </w:r>
       <w:r>
         <w:t xml:space="preserve"> </w:t>
       </w:r>
-      <w:r>
-        <w:rPr>
-          <w:rStyle w:val="Placeholder"/>
-        </w:rPr>
-        <w:t xml:space="preserve">{{Reference Family / tutoring business}}</w:t>
-      </w:r>
-      <w:r>
-        <w:t xml:space="preserve"> </w:t>
-      </w:r>
-      <w:r>
-        <w:t xml:space="preserve">already do. It doesn't replace the teacher or the tutor. It makes sure no one is a conversation behind your child.</w:t>
-      </w:r>
-    </w:p>
-    <w:p>
-      <w:pPr>
-        <w:pStyle w:val="BodyText"/>
-      </w:pPr>
-      <w:r>
-        <w:t xml:space="preserve">I'd love to show you what this looks like in practice. Do you have 15 minutes this week?</w:t>
-      </w:r>
-    </w:p>
-    <w:p>
-      <w:pPr>
-        <w:pStyle w:val="BodyText"/>
-      </w:pPr>
-      <w:r>
-        <w:t xml:space="preserve">Best,</w:t>
-      </w:r>
-      <w:r>
-        <w:t xml:space="preserve"> </w:t>
-      </w:r>
-      <w:r>
-        <w:rPr>
-          <w:rStyle w:val="Placeholder"/>
-        </w:rPr>
-        <w:t xml:space="preserve">{{Rep Name}}</w:t>
-      </w:r>
-    </w:p>
-    <w:p>
-      <w:r>
-        <w:pict>
-          <v:rect style="width:0;height:1.5pt" o:hralign="center" o:hrstd="t" o:hr="t"/>
-        </w:pict>
-      </w:r>
-    </w:p>
-    <w:bookmarkEnd w:id="21"/>
-    <w:bookmarkStart w:id="22" w:name="template-3-the-knowledge-loss-problem"/>
-    <w:p>
-      <w:pPr>
-        <w:pStyle w:val="Heading3"/>
-      </w:pPr>
-      <w:r>
-        <w:t xml:space="preserve">Template 3: The Knowledge-Loss Problem</w:t>
-      </w:r>
-    </w:p>
-    <w:p>
-      <w:pPr>
-        <w:pStyle w:val="FirstParagraph"/>
-      </w:pPr>
       <w:r>
         <w:rPr>
           <w:bCs/>
           <w:b/>
         </w:rPr>
-        <w:t xml:space="preserve">Subject</w:t>
-      </w:r>
-      <w:r>
-        <w:t xml:space="preserve">: What happens when</w:t>
+        <w:t xml:space="preserve">E</w:t>
       </w:r>
       <w:r>
         <w:t xml:space="preserve"> </w:t>
       </w:r>
       <w:r>
-        <w:rPr>
-          <w:rStyle w:val="Placeholder"/>
-        </w:rPr>
-        <w:t xml:space="preserve">{{Prospect Name}}</w:t>
+        <w:t xml:space="preserve">when a competitor is the lever, and</w:t>
       </w:r>
       <w:r>
         <w:t xml:space="preserve"> </w:t>
       </w:r>
-      <w:r>
-        <w:t xml:space="preserve">changes teachers?</w:t>
-      </w:r>
-    </w:p>
-    <w:p>
-      <w:pPr>
-        <w:pStyle w:val="BodyText"/>
-      </w:pPr>
-      <w:r>
-        <w:t xml:space="preserve">Hi</w:t>
-      </w:r>
-      <w:r>
-        <w:t xml:space="preserve"> </w:t>
-      </w:r>
-      <w:r>
-        <w:rPr>
-          <w:rStyle w:val="Placeholder"/>
-        </w:rPr>
-        <w:t xml:space="preserve">{{Prospect Name}}</w:t>
-      </w:r>
-      <w:r>
-        <w:t xml:space="preserve">,</w:t>
-      </w:r>
-    </w:p>
-    <w:p>
-      <w:pPr>
-        <w:pStyle w:val="BodyText"/>
-      </w:pPr>
-      <w:r>
-        <w:t xml:space="preserve">Here's a question I ask every parent and tutor: what happens when your child changes teachers, switches tutors, or moves up a grade?</w:t>
-      </w:r>
-    </w:p>
-    <w:p>
-      <w:pPr>
-        <w:pStyle w:val="BodyText"/>
-      </w:pPr>
-      <w:r>
-        <w:t xml:space="preserve">Most of the time, everything one teacher knew about your child (what clicks, what frustrates them, the gap they were finally closing) disappears at the handoff. The new teacher starts from zero, and so does your child.</w:t>
-      </w:r>
-    </w:p>
-    <w:p>
-      <w:pPr>
-        <w:pStyle w:val="BodyText"/>
-      </w:pPr>
-      <w:r>
-        <w:t xml:space="preserve">EduAsiste keeps that understanding in one place. Every Socratic study session is auto-summarized into your child's learning twin, so progress and context carry forward instead of getting lost between handoffs.</w:t>
-      </w:r>
-    </w:p>
-    <w:p>
-      <w:pPr>
-        <w:pStyle w:val="BodyText"/>
-      </w:pPr>
-      <w:r>
-        <w:t xml:space="preserve">Would it be valuable to talk about how this could work for</w:t>
-      </w:r>
-      <w:r>
-        <w:t xml:space="preserve"> </w:t>
-      </w:r>
-      <w:r>
-        <w:rPr>
-          <w:rStyle w:val="Placeholder"/>
-        </w:rPr>
-        <w:t xml:space="preserve">{{School / tutoring business}}</w:t>
-      </w:r>
-      <w:r>
-        <w:t xml:space="preserve">?</w:t>
-      </w:r>
-    </w:p>
-    <w:p>
-      <w:pPr>
-        <w:pStyle w:val="BodyText"/>
-      </w:pPr>
-      <w:r>
-        <w:t xml:space="preserve">Best,</w:t>
-      </w:r>
-      <w:r>
-        <w:t xml:space="preserve"> </w:t>
-      </w:r>
-      <w:r>
-        <w:rPr>
-          <w:rStyle w:val="Placeholder"/>
-        </w:rPr>
-        <w:t xml:space="preserve">{{Rep Name}}</w:t>
-      </w:r>
-    </w:p>
-    <w:p>
-      <w:r>
-        <w:pict>
-          <v:rect style="width:0;height:1.5pt" o:hralign="center" o:hrstd="t" o:hr="t"/>
-        </w:pict>
-      </w:r>
-    </w:p>
-    <w:bookmarkEnd w:id="22"/>
-    <w:bookmarkEnd w:id="23"/>
-    <w:bookmarkStart w:id="26" w:name="follow-up-after-demo"/>
-    <w:p>
-      <w:pPr>
-        <w:pStyle w:val="Heading2"/>
-      </w:pPr>
-      <w:r>
-        <w:t xml:space="preserve">Follow-Up After Demo</w:t>
-      </w:r>
-    </w:p>
-    <w:bookmarkStart w:id="24" w:name="template-4-post-demo-summary"/>
-    <w:p>
-      <w:pPr>
-        <w:pStyle w:val="Heading3"/>
-      </w:pPr>
-      <w:r>
-        <w:t xml:space="preserve">Template 4: Post-Demo Summary</w:t>
-      </w:r>
-    </w:p>
-    <w:p>
-      <w:pPr>
-        <w:pStyle w:val="FirstParagraph"/>
-      </w:pPr>
       <w:r>
         <w:rPr>
           <w:bCs/>
           <w:b/>
         </w:rPr>
-        <w:t xml:space="preserve">Subject</w:t>
-      </w:r>
-      <w:r>
-        <w:t xml:space="preserve">: EduAsiste demo recap + next steps</w:t>
+        <w:t xml:space="preserve">F</w:t>
+      </w:r>
+      <w:r>
+        <w:t xml:space="preserve"> </w:t>
+      </w:r>
+      <w:r>
+        <w:t xml:space="preserve">when the worry is losing context across a handoff.</w:t>
+      </w:r>
+    </w:p>
+    <w:bookmarkStart w:id="22" w:name="opener-a-cold-parent"/>
+    <w:p>
+      <w:pPr>
+        <w:pStyle w:val="Heading3"/>
+      </w:pPr>
+      <w:r>
+        <w:t xml:space="preserve">Opener A: Cold, parent (two-twins)</w:t>
+      </w:r>
+    </w:p>
+    <w:p>
+      <w:pPr>
+        <w:pStyle w:val="FirstParagraph"/>
+      </w:pPr>
+      <w:r>
+        <w:rPr>
+          <w:bCs/>
+          <w:b/>
+        </w:rPr>
+        <w:t xml:space="preserve">Subject:</w:t>
+      </w:r>
+      <w:r>
+        <w:t xml:space="preserve"> </w:t>
+      </w:r>
+      <w:r>
+        <w:t xml:space="preserve">A question about your child's learning</w:t>
       </w:r>
     </w:p>
     <w:p>
@@ -657,19 +358,585 @@
         <w:pStyle w:val="BodyText"/>
       </w:pPr>
       <w:r>
-        <w:t xml:space="preserve">Hi</w:t>
+        <w:t xml:space="preserve">Hi {{Prospect Name}},</w:t>
+      </w:r>
+    </w:p>
+    <w:p>
+      <w:pPr>
+        <w:pStyle w:val="BodyText"/>
+      </w:pPr>
+      <w:r>
+        <w:t xml:space="preserve">Quick question: when's the last time you knew, in real time, what your child actually learned today? Not their grade. What they understood.</w:t>
+      </w:r>
+    </w:p>
+    <w:p>
+      <w:pPr>
+        <w:pStyle w:val="BodyText"/>
+      </w:pPr>
+      <w:r>
+        <w:t xml:space="preserve">We've built something for parents who are tired of being one conversation behind. Every child gets their own AI tutor. Every parent gets a twin that stays in the loop automatically. You can ask "how's {{Child Name}} doing in reading?" and get a live answer. You can assign a worksheet in 30 seconds. And when your child does a study session, you get a summary, like a teacher who reports to you after every lesson.</w:t>
+      </w:r>
+    </w:p>
+    <w:p>
+      <w:pPr>
+        <w:pStyle w:val="BodyText"/>
+      </w:pPr>
+      <w:r>
+        <w:t xml:space="preserve">Free for 30 days. Takes 5 minutes to set up.</w:t>
+      </w:r>
+    </w:p>
+    <w:p>
+      <w:pPr>
+        <w:pStyle w:val="BodyText"/>
+      </w:pPr>
+      <w:r>
+        <w:t xml:space="preserve">{{Demo Link}}</w:t>
+      </w:r>
+    </w:p>
+    <w:p>
+      <w:pPr>
+        <w:pStyle w:val="BodyText"/>
+      </w:pPr>
+      <w:r>
+        <w:t xml:space="preserve">{{Rep Name}} {{Rep Email}}</w:t>
+      </w:r>
+    </w:p>
+    <w:p>
+      <w:r>
+        <w:pict>
+          <v:rect style="width:0;height:1.5pt" o:hralign="center" o:hrstd="t" o:hr="t"/>
+        </w:pict>
+      </w:r>
+    </w:p>
+    <w:bookmarkEnd w:id="22"/>
+    <w:bookmarkStart w:id="23" w:name="opener-b-warm-intro"/>
+    <w:p>
+      <w:pPr>
+        <w:pStyle w:val="Heading3"/>
+      </w:pPr>
+      <w:r>
+        <w:t xml:space="preserve">Opener B: Warm intro (parent / homeschool)</w:t>
+      </w:r>
+    </w:p>
+    <w:p>
+      <w:pPr>
+        <w:pStyle w:val="FirstParagraph"/>
+      </w:pPr>
+      <w:r>
+        <w:rPr>
+          <w:bCs/>
+          <w:b/>
+        </w:rPr>
+        <w:t xml:space="preserve">Subject:</w:t>
       </w:r>
       <w:r>
         <w:t xml:space="preserve"> </w:t>
       </w:r>
       <w:r>
+        <w:t xml:space="preserve">I think this might actually be for you</w:t>
+      </w:r>
+    </w:p>
+    <w:p>
+      <w:pPr>
+        <w:pStyle w:val="BodyText"/>
+      </w:pPr>
+      <w:r>
+        <w:t xml:space="preserve">Hi {{Prospect Name}},</w:t>
+      </w:r>
+    </w:p>
+    <w:p>
+      <w:pPr>
+        <w:pStyle w:val="BodyText"/>
+      </w:pPr>
+      <w:r>
+        <w:t xml:space="preserve">{{Referrer}} mentioned you're juggling {{Pain Point}} and thought I should reach out.</w:t>
+      </w:r>
+    </w:p>
+    <w:p>
+      <w:pPr>
+        <w:pStyle w:val="BodyText"/>
+      </w:pPr>
+      <w:r>
+        <w:t xml:space="preserve">We're rolling out something I think solves a real piece of your problem. Here's the short version: every learner gets their own AI twin, a patient tutor that teaches Socratically, builds worksheets on demand, and remembers everything they've worked on. But the interesting part is that you get a twin too. The two twins talk to each other, and your child always sees when you've looked.</w:t>
+      </w:r>
+    </w:p>
+    <w:p>
+      <w:pPr>
+        <w:pStyle w:val="BodyText"/>
+      </w:pPr>
+      <w:r>
+        <w:t xml:space="preserve">So when you want to know how your child is doing, you ask your own twin. When you want to assign practice, you type one sentence and the worksheet lands in your child's chat with an answer key that stays with you. When your child does a study session, you get an auto-summary of what clicked and what needs reinforcing.</w:t>
+      </w:r>
+    </w:p>
+    <w:p>
+      <w:pPr>
+        <w:pStyle w:val="BodyText"/>
+      </w:pPr>
+      <w:r>
+        <w:t xml:space="preserve">It's {{Price}}/month after a 30-day free trial. Happy to walk you through it live if you'd rather see it than read about it.</w:t>
+      </w:r>
+    </w:p>
+    <w:p>
+      <w:pPr>
+        <w:pStyle w:val="BodyText"/>
+      </w:pPr>
+      <w:r>
+        <w:t xml:space="preserve">{{Demo Link}}</w:t>
+      </w:r>
+    </w:p>
+    <w:p>
+      <w:pPr>
+        <w:pStyle w:val="BodyText"/>
+      </w:pPr>
+      <w:r>
+        <w:t xml:space="preserve">{{Rep Name}} {{Rep Email}}</w:t>
+      </w:r>
+    </w:p>
+    <w:p>
+      <w:r>
+        <w:pict>
+          <v:rect style="width:0;height:1.5pt" o:hralign="center" o:hrstd="t" o:hr="t"/>
+        </w:pict>
+      </w:r>
+    </w:p>
+    <w:bookmarkEnd w:id="23"/>
+    <w:bookmarkStart w:id="24" w:name="opener-c-school-tutor"/>
+    <w:p>
+      <w:pPr>
+        <w:pStyle w:val="Heading3"/>
+      </w:pPr>
+      <w:r>
+        <w:t xml:space="preserve">Opener C: School / tutor (two-twins)</w:t>
+      </w:r>
+    </w:p>
+    <w:p>
+      <w:pPr>
+        <w:pStyle w:val="FirstParagraph"/>
+      </w:pPr>
+      <w:r>
         <w:rPr>
-          <w:rStyle w:val="Placeholder"/>
+          <w:bCs/>
+          <w:b/>
         </w:rPr>
-        <w:t xml:space="preserve">{{Prospect Name}}</w:t>
-      </w:r>
-      <w:r>
-        <w:t xml:space="preserve">,</w:t>
+        <w:t xml:space="preserve">Subject:</w:t>
+      </w:r>
+      <w:r>
+        <w:t xml:space="preserve"> </w:t>
+      </w:r>
+      <w:r>
+        <w:t xml:space="preserve">For {{Company}}: a different kind of ed-tech</w:t>
+      </w:r>
+    </w:p>
+    <w:p>
+      <w:pPr>
+        <w:pStyle w:val="BodyText"/>
+      </w:pPr>
+      <w:r>
+        <w:t xml:space="preserve">Hi {{Prospect Name}},</w:t>
+      </w:r>
+    </w:p>
+    <w:p>
+      <w:pPr>
+        <w:pStyle w:val="BodyText"/>
+      </w:pPr>
+      <w:r>
+        <w:t xml:space="preserve">Most ed-tech you've evaluated probably falls into one of two buckets: grade trackers, or content libraries. Ours is neither. I wanted to reach out because I think it solves a problem those tools create.</w:t>
+      </w:r>
+    </w:p>
+    <w:p>
+      <w:pPr>
+        <w:pStyle w:val="BodyText"/>
+      </w:pPr>
+      <w:r>
+        <w:t xml:space="preserve">Here's what we do differently:</w:t>
+      </w:r>
+    </w:p>
+    <w:p>
+      <w:pPr>
+        <w:pStyle w:val="BodyText"/>
+      </w:pPr>
+      <w:r>
+        <w:rPr>
+          <w:bCs/>
+          <w:b/>
+        </w:rPr>
+        <w:t xml:space="preserve">Every learner gets their own AI twin.</w:t>
+      </w:r>
+      <w:r>
+        <w:t xml:space="preserve"> </w:t>
+      </w:r>
+      <w:r>
+        <w:t xml:space="preserve">It's a private, persistent tutor that knows their history, adapts to their pace, and teaches Socratically instead of lecturing. It runs in their own space. They own their data.</w:t>
+      </w:r>
+    </w:p>
+    <w:p>
+      <w:pPr>
+        <w:pStyle w:val="BodyText"/>
+      </w:pPr>
+      <w:r>
+        <w:rPr>
+          <w:bCs/>
+          <w:b/>
+        </w:rPr>
+        <w:t xml:space="preserve">Every teacher or parent gets a twin too.</w:t>
+      </w:r>
+      <w:r>
+        <w:t xml:space="preserve"> </w:t>
+      </w:r>
+      <w:r>
+        <w:t xml:space="preserve">The two twins talk to each other. You can ask yours "how did {{Child Name}} do on fractions this week?" and get a live answer. You can assign a worksheet in one sentence, and the system generates it with a private answer key that stays with you. When a student finishes a study session, you get an auto-summary of what clicked and where they struggled, delivered right back into your own chat.</w:t>
+      </w:r>
+    </w:p>
+    <w:p>
+      <w:pPr>
+        <w:pStyle w:val="BodyText"/>
+      </w:pPr>
+      <w:r>
+        <w:rPr>
+          <w:bCs/>
+          <w:b/>
+        </w:rPr>
+        <w:t xml:space="preserve">Trust is built in.</w:t>
+      </w:r>
+      <w:r>
+        <w:t xml:space="preserve"> </w:t>
+      </w:r>
+      <w:r>
+        <w:t xml:space="preserve">Every time you look at a student's data, they can see it happened. No black-box surveillance. This is the feature that makes families say yes.</w:t>
+      </w:r>
+    </w:p>
+    <w:p>
+      <w:pPr>
+        <w:pStyle w:val="BodyText"/>
+      </w:pPr>
+      <w:r>
+        <w:t xml:space="preserve">For tutors: this replaces the worksheet-building + progress-reporting + parent-communication triangle that eats your evenings.</w:t>
+      </w:r>
+    </w:p>
+    <w:p>
+      <w:pPr>
+        <w:pStyle w:val="BodyText"/>
+      </w:pPr>
+      <w:r>
+        <w:t xml:space="preserve">For small schools: each teacher can run differentiated, one-on-one instruction at cohort scale without adding LMS complexity.</w:t>
+      </w:r>
+    </w:p>
+    <w:p>
+      <w:pPr>
+        <w:pStyle w:val="BodyText"/>
+      </w:pPr>
+      <w:r>
+        <w:t xml:space="preserve">Pricing starts at {{Price}}/month for the {{Tier}} tier ({{Seats}} seats). Mentor seats are always free. We're onboarding a handful of pilot customers this quarter. I'd love to show you a live demo if you have 20 minutes.</w:t>
+      </w:r>
+    </w:p>
+    <w:p>
+      <w:pPr>
+        <w:pStyle w:val="BodyText"/>
+      </w:pPr>
+      <w:r>
+        <w:t xml:space="preserve">{{Demo Link}}</w:t>
+      </w:r>
+    </w:p>
+    <w:p>
+      <w:pPr>
+        <w:pStyle w:val="BodyText"/>
+      </w:pPr>
+      <w:r>
+        <w:t xml:space="preserve">{{Rep Name}} {{Rep Email}}</w:t>
+      </w:r>
+    </w:p>
+    <w:p>
+      <w:r>
+        <w:pict>
+          <v:rect style="width:0;height:1.5pt" o:hralign="center" o:hrstd="t" o:hr="t"/>
+        </w:pict>
+      </w:r>
+    </w:p>
+    <w:bookmarkEnd w:id="24"/>
+    <w:bookmarkStart w:id="25" w:name="opener-d-time-saver"/>
+    <w:p>
+      <w:pPr>
+        <w:pStyle w:val="Heading3"/>
+      </w:pPr>
+      <w:r>
+        <w:t xml:space="preserve">Opener D: The time-saver hook</w:t>
+      </w:r>
+    </w:p>
+    <w:p>
+      <w:pPr>
+        <w:pStyle w:val="FirstParagraph"/>
+      </w:pPr>
+      <w:r>
+        <w:rPr>
+          <w:bCs/>
+          <w:b/>
+        </w:rPr>
+        <w:t xml:space="preserve">Subject:</w:t>
+      </w:r>
+      <w:r>
+        <w:t xml:space="preserve"> </w:t>
+      </w:r>
+      <w:r>
+        <w:t xml:space="preserve">Quick question about {{Child Name}}'s reading this week</w:t>
+      </w:r>
+    </w:p>
+    <w:p>
+      <w:pPr>
+        <w:pStyle w:val="BodyText"/>
+      </w:pPr>
+      <w:r>
+        <w:t xml:space="preserve">Hi {{Prospect Name}},</w:t>
+      </w:r>
+    </w:p>
+    <w:p>
+      <w:pPr>
+        <w:pStyle w:val="BodyText"/>
+      </w:pPr>
+      <w:r>
+        <w:t xml:space="preserve">Quick question: when's the last time you knew, in real time, exactly what your child was learning and where they were struggling?</w:t>
+      </w:r>
+    </w:p>
+    <w:p>
+      <w:pPr>
+        <w:pStyle w:val="BodyText"/>
+      </w:pPr>
+      <w:r>
+        <w:t xml:space="preserve">Most parents I talk to are one conversation behind. You find out about a hard week when the report card lands, and even then it's a score, not an explanation.</w:t>
+      </w:r>
+    </w:p>
+    <w:p>
+      <w:pPr>
+        <w:pStyle w:val="BodyText"/>
+      </w:pPr>
+      <w:r>
+        <w:t xml:space="preserve">EduAsiste gives your child Eduardo, their own AI study buddy, and gives you a parent dashboard that stays in the loop automatically. Ask Eduardo "How's {{Child Name}} doing in reading this week?" and get a live answer pulled straight from their work, without waiting for a report card.</w:t>
+      </w:r>
+    </w:p>
+    <w:p>
+      <w:pPr>
+        <w:pStyle w:val="BodyText"/>
+      </w:pPr>
+      <w:r>
+        <w:t xml:space="preserve">Would you be open to a 15-minute call to see if this would help your family? It's month-to-month, cancel anytime.</w:t>
+      </w:r>
+    </w:p>
+    <w:p>
+      <w:pPr>
+        <w:pStyle w:val="BodyText"/>
+      </w:pPr>
+      <w:r>
+        <w:t xml:space="preserve">Best, {{Rep Name}}</w:t>
+      </w:r>
+    </w:p>
+    <w:p>
+      <w:r>
+        <w:pict>
+          <v:rect style="width:0;height:1.5pt" o:hralign="center" o:hrstd="t" o:hr="t"/>
+        </w:pict>
+      </w:r>
+    </w:p>
+    <w:bookmarkEnd w:id="25"/>
+    <w:bookmarkStart w:id="26" w:name="opener-e-competitor-angle"/>
+    <w:p>
+      <w:pPr>
+        <w:pStyle w:val="Heading3"/>
+      </w:pPr>
+      <w:r>
+        <w:t xml:space="preserve">Opener E: The competitor angle</w:t>
+      </w:r>
+    </w:p>
+    <w:p>
+      <w:pPr>
+        <w:pStyle w:val="FirstParagraph"/>
+      </w:pPr>
+      <w:r>
+        <w:rPr>
+          <w:bCs/>
+          <w:b/>
+        </w:rPr>
+        <w:t xml:space="preserve">Subject:</w:t>
+      </w:r>
+      <w:r>
+        <w:t xml:space="preserve"> </w:t>
+      </w:r>
+      <w:r>
+        <w:t xml:space="preserve">How other families are staying in the loop</w:t>
+      </w:r>
+    </w:p>
+    <w:p>
+      <w:pPr>
+        <w:pStyle w:val="BodyText"/>
+      </w:pPr>
+      <w:r>
+        <w:t xml:space="preserve">Hi {{Prospect Name}},</w:t>
+      </w:r>
+    </w:p>
+    <w:p>
+      <w:pPr>
+        <w:pStyle w:val="BodyText"/>
+      </w:pPr>
+      <w:r>
+        <w:t xml:space="preserve">I've been working with parents and tutors who were tired of finding out about a struggling week long after it was over. The families who get ahead aren't doing more homework. They just see what's happening while it's happening.</w:t>
+      </w:r>
+    </w:p>
+    <w:p>
+      <w:pPr>
+        <w:pStyle w:val="BodyText"/>
+      </w:pPr>
+      <w:r>
+        <w:t xml:space="preserve">EduAsiste keeps you in the loop after every lesson, the way families like {{Reference}} already do. It doesn't replace the teacher or the tutor. It makes sure no one is a conversation behind your child.</w:t>
+      </w:r>
+    </w:p>
+    <w:p>
+      <w:pPr>
+        <w:pStyle w:val="BodyText"/>
+      </w:pPr>
+      <w:r>
+        <w:t xml:space="preserve">I'd love to show you what this looks like in practice. Do you have 15 minutes this week?</w:t>
+      </w:r>
+    </w:p>
+    <w:p>
+      <w:pPr>
+        <w:pStyle w:val="BodyText"/>
+      </w:pPr>
+      <w:r>
+        <w:t xml:space="preserve">Best, {{Rep Name}}</w:t>
+      </w:r>
+    </w:p>
+    <w:p>
+      <w:r>
+        <w:pict>
+          <v:rect style="width:0;height:1.5pt" o:hralign="center" o:hrstd="t" o:hr="t"/>
+        </w:pict>
+      </w:r>
+    </w:p>
+    <w:bookmarkEnd w:id="26"/>
+    <w:bookmarkStart w:id="27" w:name="opener-f-knowledge-loss"/>
+    <w:p>
+      <w:pPr>
+        <w:pStyle w:val="Heading3"/>
+      </w:pPr>
+      <w:r>
+        <w:t xml:space="preserve">Opener F: The knowledge-loss problem</w:t>
+      </w:r>
+    </w:p>
+    <w:p>
+      <w:pPr>
+        <w:pStyle w:val="FirstParagraph"/>
+      </w:pPr>
+      <w:r>
+        <w:rPr>
+          <w:bCs/>
+          <w:b/>
+        </w:rPr>
+        <w:t xml:space="preserve">Subject:</w:t>
+      </w:r>
+      <w:r>
+        <w:t xml:space="preserve"> </w:t>
+      </w:r>
+      <w:r>
+        <w:t xml:space="preserve">What happens when {{Child Name}} changes teachers?</w:t>
+      </w:r>
+    </w:p>
+    <w:p>
+      <w:pPr>
+        <w:pStyle w:val="BodyText"/>
+      </w:pPr>
+      <w:r>
+        <w:t xml:space="preserve">Hi {{Prospect Name}},</w:t>
+      </w:r>
+    </w:p>
+    <w:p>
+      <w:pPr>
+        <w:pStyle w:val="BodyText"/>
+      </w:pPr>
+      <w:r>
+        <w:t xml:space="preserve">Here's a question I ask every parent and tutor: what happens when your child changes teachers, switches tutors, or moves up a grade?</w:t>
+      </w:r>
+    </w:p>
+    <w:p>
+      <w:pPr>
+        <w:pStyle w:val="BodyText"/>
+      </w:pPr>
+      <w:r>
+        <w:t xml:space="preserve">Most of the time, everything one teacher knew about your child (what clicks, what frustrates them, the gap they were finally closing) disappears at the handoff. The new teacher starts from zero, and so does your child.</w:t>
+      </w:r>
+    </w:p>
+    <w:p>
+      <w:pPr>
+        <w:pStyle w:val="BodyText"/>
+      </w:pPr>
+      <w:r>
+        <w:t xml:space="preserve">EduAsiste keeps that understanding in one place. Every Socratic study session Eduardo runs is auto-summarized, so progress and context carry forward instead of getting lost between handoffs.</w:t>
+      </w:r>
+    </w:p>
+    <w:p>
+      <w:pPr>
+        <w:pStyle w:val="BodyText"/>
+      </w:pPr>
+      <w:r>
+        <w:t xml:space="preserve">Would it be valuable to talk about how this could work for {{Company}}?</w:t>
+      </w:r>
+    </w:p>
+    <w:p>
+      <w:pPr>
+        <w:pStyle w:val="BodyText"/>
+      </w:pPr>
+      <w:r>
+        <w:t xml:space="preserve">Best, {{Rep Name}}</w:t>
+      </w:r>
+    </w:p>
+    <w:p>
+      <w:r>
+        <w:pict>
+          <v:rect style="width:0;height:1.5pt" o:hralign="center" o:hrstd="t" o:hr="t"/>
+        </w:pict>
+      </w:r>
+    </w:p>
+    <w:bookmarkEnd w:id="27"/>
+    <w:bookmarkEnd w:id="28"/>
+    <w:bookmarkStart w:id="31" w:name="follow-up-after-demo"/>
+    <w:p>
+      <w:pPr>
+        <w:pStyle w:val="Heading2"/>
+      </w:pPr>
+      <w:r>
+        <w:t xml:space="preserve">Follow-Up After Demo</w:t>
+      </w:r>
+    </w:p>
+    <w:bookmarkStart w:id="29" w:name="post-demo-summary"/>
+    <w:p>
+      <w:pPr>
+        <w:pStyle w:val="Heading3"/>
+      </w:pPr>
+      <w:r>
+        <w:t xml:space="preserve">Post-demo summary</w:t>
+      </w:r>
+    </w:p>
+    <w:p>
+      <w:pPr>
+        <w:pStyle w:val="FirstParagraph"/>
+      </w:pPr>
+      <w:r>
+        <w:rPr>
+          <w:bCs/>
+          <w:b/>
+        </w:rPr>
+        <w:t xml:space="preserve">Subject:</w:t>
+      </w:r>
+      <w:r>
+        <w:t xml:space="preserve"> </w:t>
+      </w:r>
+      <w:r>
+        <w:t xml:space="preserve">EduAsiste demo recap + next steps</w:t>
+      </w:r>
+    </w:p>
+    <w:p>
+      <w:pPr>
+        <w:pStyle w:val="BodyText"/>
+      </w:pPr>
+      <w:r>
+        <w:t xml:space="preserve">Hi {{Prospect Name}},</w:t>
       </w:r>
     </w:p>
     <w:p>
@@ -701,7 +968,7 @@
         <w:pStyle w:val="Compact"/>
       </w:pPr>
       <w:r>
-        <w:t xml:space="preserve">Every learner gets their own AI tutor twin, and you (parent or teacher) get a twin too</w:t>
+        <w:t xml:space="preserve">Every learner gets Eduardo, their own AI study buddy, and you (parent or teacher) get a dashboard that stays in sync</w:t>
       </w:r>
     </w:p>
     <w:p>
@@ -713,22 +980,7 @@
         <w:pStyle w:val="Compact"/>
       </w:pPr>
       <w:r>
-        <w:t xml:space="preserve">Ask-your-twin live progress: "How's</w:t>
-      </w:r>
-      <w:r>
-        <w:t xml:space="preserve"> </w:t>
-      </w:r>
-      <w:r>
-        <w:rPr>
-          <w:rStyle w:val="Placeholder"/>
-        </w:rPr>
-        <w:t xml:space="preserve">{{Prospect Name}}</w:t>
-      </w:r>
-      <w:r>
-        <w:t xml:space="preserve"> </w:t>
-      </w:r>
-      <w:r>
-        <w:t xml:space="preserve">doing in reading this week?" answered from their learning twin</w:t>
+        <w:t xml:space="preserve">Ask Eduardo for live progress: "How's {{Child Name}} doing in reading this week?" answered straight from their work</w:t>
       </w:r>
     </w:p>
     <w:p>
@@ -752,7 +1004,7 @@
         <w:pStyle w:val="Compact"/>
       </w:pPr>
       <w:r>
-        <w:t xml:space="preserve">Socratic study sessions that guide by asking instead of telling, auto-summarized into your chat</w:t>
+        <w:t xml:space="preserve">Socratic study sessions that guide by asking instead of telling, auto-summarized for you</w:t>
       </w:r>
     </w:p>
     <w:p>
@@ -764,7 +1016,7 @@
         <w:pStyle w:val="Compact"/>
       </w:pPr>
       <w:r>
-        <w:t xml:space="preserve">Goals that auto-fill as your child's twin records progress</w:t>
+        <w:t xml:space="preserve">Goals that auto-fill as Eduardo records progress</w:t>
       </w:r>
     </w:p>
     <w:p>
@@ -782,7 +1034,7 @@
         <w:t xml:space="preserve"> </w:t>
       </w:r>
       <w:r>
-        <w:t xml:space="preserve">[Customize based on demo, e.g., "Seeing reading progress without waiting for report cards" or "Assigning practice without becoming the tutor yourself"]</w:t>
+        <w:t xml:space="preserve">{{What they cared about most}}</w:t>
       </w:r>
     </w:p>
     <w:p>
@@ -800,7 +1052,7 @@
         <w:t xml:space="preserve"> </w:t>
       </w:r>
       <w:r>
-        <w:t xml:space="preserve">[Customize, e.g., "Knowing where each of your tutoring students stands before every session, without re-reading your notes" or "Quality learning time at home without you having to be the teacher"]</w:t>
+        <w:t xml:space="preserve">{{The outcome that matters to them}}</w:t>
       </w:r>
     </w:p>
     <w:p>
@@ -824,7 +1076,7 @@
         <w:pStyle w:val="Compact"/>
       </w:pPr>
       <w:r>
-        <w:t xml:space="preserve">[Action item, e.g., "I'll send over the privacy and data documentation you asked about"]</w:t>
+        <w:t xml:space="preserve">{{Action item, e.g. send the privacy and data documentation they asked about}}</w:t>
       </w:r>
     </w:p>
     <w:p>
@@ -836,7 +1088,7 @@
         <w:pStyle w:val="Compact"/>
       </w:pPr>
       <w:r>
-        <w:t xml:space="preserve">[Action item, e.g., "Let's get your first learner twin set up"]</w:t>
+        <w:t xml:space="preserve">{{Action item, e.g. get their first student set up with Eduardo}}</w:t>
       </w:r>
     </w:p>
     <w:p>
@@ -848,7 +1100,7 @@
         <w:pStyle w:val="Compact"/>
       </w:pPr>
       <w:r>
-        <w:t xml:space="preserve">[Action item, e.g., "30-day free trial starting next Monday"]</w:t>
+        <w:t xml:space="preserve">{{Action item, e.g. Eduardo up and running for the learner next Monday}}</w:t>
       </w:r>
     </w:p>
     <w:p>
@@ -856,7 +1108,7 @@
         <w:pStyle w:val="FirstParagraph"/>
       </w:pPr>
       <w:r>
-        <w:t xml:space="preserve">If anything's unclear, just reply and ask. Otherwise I'll get your first learner twin set up.</w:t>
+        <w:t xml:space="preserve">If anything's unclear, just reply and ask. Otherwise I'll get your first student set up with Eduardo.</w:t>
       </w:r>
     </w:p>
     <w:p>
@@ -864,16 +1116,7 @@
         <w:pStyle w:val="BodyText"/>
       </w:pPr>
       <w:r>
-        <w:t xml:space="preserve">Best,</w:t>
-      </w:r>
-      <w:r>
-        <w:t xml:space="preserve"> </w:t>
-      </w:r>
-      <w:r>
-        <w:rPr>
-          <w:rStyle w:val="Placeholder"/>
-        </w:rPr>
-        <w:t xml:space="preserve">{{Rep Name}}</w:t>
+        <w:t xml:space="preserve">Best, {{Rep Name}}</w:t>
       </w:r>
     </w:p>
     <w:p>
@@ -883,14 +1126,14 @@
         </w:pict>
       </w:r>
     </w:p>
-    <w:bookmarkEnd w:id="24"/>
-    <w:bookmarkStart w:id="25" w:name="template-5-no-response-follow-up"/>
+    <w:bookmarkEnd w:id="29"/>
+    <w:bookmarkStart w:id="30" w:name="no-response-follow-up"/>
     <w:p>
       <w:pPr>
         <w:pStyle w:val="Heading3"/>
       </w:pPr>
       <w:r>
-        <w:t xml:space="preserve">Template 5: No Response Follow-Up</w:t>
+        <w:t xml:space="preserve">No-response follow-up</w:t>
       </w:r>
     </w:p>
     <w:p>
@@ -902,10 +1145,13 @@
           <w:bCs/>
           <w:b/>
         </w:rPr>
-        <w:t xml:space="preserve">Subject</w:t>
-      </w:r>
-      <w:r>
-        <w:t xml:space="preserve">: Re: EduAsiste demo recap + next steps</w:t>
+        <w:t xml:space="preserve">Subject:</w:t>
+      </w:r>
+      <w:r>
+        <w:t xml:space="preserve"> </w:t>
+      </w:r>
+      <w:r>
+        <w:t xml:space="preserve">Re: EduAsiste demo recap + next steps</w:t>
       </w:r>
     </w:p>
     <w:p>
@@ -913,19 +1159,7 @@
         <w:pStyle w:val="BodyText"/>
       </w:pPr>
       <w:r>
-        <w:t xml:space="preserve">Hi</w:t>
-      </w:r>
-      <w:r>
-        <w:t xml:space="preserve"> </w:t>
-      </w:r>
-      <w:r>
-        <w:rPr>
-          <w:rStyle w:val="Placeholder"/>
-        </w:rPr>
-        <w:t xml:space="preserve">{{Prospect Name}}</w:t>
-      </w:r>
-      <w:r>
-        <w:t xml:space="preserve">,</w:t>
+        <w:t xml:space="preserve">Hi {{Prospect Name}},</w:t>
       </w:r>
     </w:p>
     <w:p>
@@ -949,7 +1183,7 @@
         <w:pStyle w:val="BodyText"/>
       </w:pPr>
       <w:r>
-        <w:t xml:space="preserve">If you have questions or concerns, especially around privacy or how the twins talk to each other, I'm happy to address those.</w:t>
+        <w:t xml:space="preserve">If you have questions or concerns, especially around privacy or how Eduardo keeps you in the loop, I'm happy to address those.</w:t>
       </w:r>
     </w:p>
     <w:p>
@@ -957,16 +1191,7 @@
         <w:pStyle w:val="BodyText"/>
       </w:pPr>
       <w:r>
-        <w:t xml:space="preserve">Best,</w:t>
-      </w:r>
-      <w:r>
-        <w:t xml:space="preserve"> </w:t>
-      </w:r>
-      <w:r>
-        <w:rPr>
-          <w:rStyle w:val="Placeholder"/>
-        </w:rPr>
-        <w:t xml:space="preserve">{{Rep Name}}</w:t>
+        <w:t xml:space="preserve">Best, {{Rep Name}}</w:t>
       </w:r>
     </w:p>
     <w:p>
@@ -976,24 +1201,24 @@
         </w:pict>
       </w:r>
     </w:p>
-    <w:bookmarkEnd w:id="25"/>
-    <w:bookmarkEnd w:id="26"/>
-    <w:bookmarkStart w:id="30" w:name="objection-response-emails"/>
+    <w:bookmarkEnd w:id="30"/>
+    <w:bookmarkEnd w:id="31"/>
+    <w:bookmarkStart w:id="35" w:name="objection-response"/>
     <w:p>
       <w:pPr>
         <w:pStyle w:val="Heading2"/>
       </w:pPr>
       <w:r>
-        <w:t xml:space="preserve">Objection Response Emails</w:t>
-      </w:r>
-    </w:p>
-    <w:bookmarkStart w:id="27" w:name="template-6-budget-concerns"/>
+        <w:t xml:space="preserve">Objection Response</w:t>
+      </w:r>
+    </w:p>
+    <w:bookmarkStart w:id="32" w:name="budget-concerns"/>
     <w:p>
       <w:pPr>
         <w:pStyle w:val="Heading3"/>
       </w:pPr>
       <w:r>
-        <w:t xml:space="preserve">Template 6: Budget Concerns</w:t>
+        <w:t xml:space="preserve">Budget concerns</w:t>
       </w:r>
     </w:p>
     <w:p>
@@ -1005,10 +1230,13 @@
           <w:bCs/>
           <w:b/>
         </w:rPr>
-        <w:t xml:space="preserve">Subject</w:t>
-      </w:r>
-      <w:r>
-        <w:t xml:space="preserve">: Re: EduAsiste pricing question</w:t>
+        <w:t xml:space="preserve">Subject:</w:t>
+      </w:r>
+      <w:r>
+        <w:t xml:space="preserve"> </w:t>
+      </w:r>
+      <w:r>
+        <w:t xml:space="preserve">Re: EduAsiste pricing question</w:t>
       </w:r>
     </w:p>
     <w:p>
@@ -1016,19 +1244,7 @@
         <w:pStyle w:val="BodyText"/>
       </w:pPr>
       <w:r>
-        <w:t xml:space="preserve">Hi</w:t>
-      </w:r>
-      <w:r>
-        <w:t xml:space="preserve"> </w:t>
-      </w:r>
-      <w:r>
-        <w:rPr>
-          <w:rStyle w:val="Placeholder"/>
-        </w:rPr>
-        <w:t xml:space="preserve">{{Prospect Name}}</w:t>
-      </w:r>
-      <w:r>
-        <w:t xml:space="preserve">,</w:t>
+        <w:t xml:space="preserve">Hi {{Prospect Name}},</w:t>
       </w:r>
     </w:p>
     <w:p>
@@ -1054,16 +1270,7 @@
         <w:t xml:space="preserve"> </w:t>
       </w:r>
       <w:r>
-        <w:rPr>
-          <w:rStyle w:val="Placeholder"/>
-        </w:rPr>
-        <w:t xml:space="preserve">{{Tier}}</w:t>
-      </w:r>
-      <w:r>
-        <w:t xml:space="preserve"> </w:t>
-      </w:r>
-      <w:r>
-        <w:t xml:space="preserve">plan: $X/month</w:t>
+        <w:t xml:space="preserve">a fraction of what a private tutor costs for the same week.</w:t>
       </w:r>
     </w:p>
     <w:p>
@@ -1163,7 +1370,7 @@
         <w:pStyle w:val="FirstParagraph"/>
       </w:pPr>
       <w:r>
-        <w:t xml:space="preserve">Most families and tutors start on the 30-day free trial and decide once they've seen real progress in their own child or roster. No card to start.</w:t>
+        <w:t xml:space="preserve">Most families and tutors start with a single learner and decide once they've seen real progress in their own child or roster. Month-to-month, cancel anytime.</w:t>
       </w:r>
     </w:p>
     <w:p>
@@ -1179,16 +1386,7 @@
         <w:pStyle w:val="BodyText"/>
       </w:pPr>
       <w:r>
-        <w:t xml:space="preserve">Best,</w:t>
-      </w:r>
-      <w:r>
-        <w:t xml:space="preserve"> </w:t>
-      </w:r>
-      <w:r>
-        <w:rPr>
-          <w:rStyle w:val="Placeholder"/>
-        </w:rPr>
-        <w:t xml:space="preserve">{{Rep Name}}</w:t>
+        <w:t xml:space="preserve">Best, {{Rep Name}}</w:t>
       </w:r>
     </w:p>
     <w:p>
@@ -1198,14 +1396,14 @@
         </w:pict>
       </w:r>
     </w:p>
-    <w:bookmarkEnd w:id="27"/>
-    <w:bookmarkStart w:id="28" w:name="template-7-privacy--data-concerns"/>
+    <w:bookmarkEnd w:id="32"/>
+    <w:bookmarkStart w:id="33" w:name="privacy-data-concerns"/>
     <w:p>
       <w:pPr>
         <w:pStyle w:val="Heading3"/>
       </w:pPr>
       <w:r>
-        <w:t xml:space="preserve">Template 7: Privacy &amp; Data Concerns</w:t>
+        <w:t xml:space="preserve">Privacy &amp; data concerns</w:t>
       </w:r>
     </w:p>
     <w:p>
@@ -1217,10 +1415,13 @@
           <w:bCs/>
           <w:b/>
         </w:rPr>
-        <w:t xml:space="preserve">Subject</w:t>
-      </w:r>
-      <w:r>
-        <w:t xml:space="preserve">: Re: Privacy and data questions</w:t>
+        <w:t xml:space="preserve">Subject:</w:t>
+      </w:r>
+      <w:r>
+        <w:t xml:space="preserve"> </w:t>
+      </w:r>
+      <w:r>
+        <w:t xml:space="preserve">Re: Privacy and data questions</w:t>
       </w:r>
     </w:p>
     <w:p>
@@ -1228,19 +1429,7 @@
         <w:pStyle w:val="BodyText"/>
       </w:pPr>
       <w:r>
-        <w:t xml:space="preserve">Hi</w:t>
-      </w:r>
-      <w:r>
-        <w:t xml:space="preserve"> </w:t>
-      </w:r>
-      <w:r>
-        <w:rPr>
-          <w:rStyle w:val="Placeholder"/>
-        </w:rPr>
-        <w:t xml:space="preserve">{{Prospect Name}}</w:t>
-      </w:r>
-      <w:r>
-        <w:t xml:space="preserve">,</w:t>
+        <w:t xml:space="preserve">Hi {{Prospect Name}},</w:t>
       </w:r>
     </w:p>
     <w:p>
@@ -1260,7 +1449,7 @@
           <w:bCs/>
           <w:b/>
         </w:rPr>
-        <w:t xml:space="preserve">Transparency by Design:</w:t>
+        <w:t xml:space="preserve">Full Visibility for You:</w:t>
       </w:r>
     </w:p>
     <w:p>
@@ -1272,7 +1461,7 @@
         <w:pStyle w:val="Compact"/>
       </w:pPr>
       <w:r>
-        <w:t xml:space="preserve">Every time you look at your child's data, they can see it happened</w:t>
+        <w:t xml:space="preserve">You read every conversation and see every attempt your child makes</w:t>
       </w:r>
     </w:p>
     <w:p>
@@ -1284,7 +1473,7 @@
         <w:pStyle w:val="Compact"/>
       </w:pPr>
       <w:r>
-        <w:t xml:space="preserve">The twins talk to each other in the open, with no hidden surveillance</w:t>
+        <w:t xml:space="preserve">Eduardo never gives the answer, so the work is always your child's</w:t>
       </w:r>
     </w:p>
     <w:p>
@@ -1296,7 +1485,7 @@
         <w:pStyle w:val="Compact"/>
       </w:pPr>
       <w:r>
-        <w:t xml:space="preserve">The data is transparent by default: nothing is locked away, so you can take it out or remove it whenever you want</w:t>
+        <w:t xml:space="preserve">You're the account owner; nothing about your child's activity is hidden from you</w:t>
       </w:r>
     </w:p>
     <w:p>
@@ -1308,7 +1497,7 @@
           <w:bCs/>
           <w:b/>
         </w:rPr>
-        <w:t xml:space="preserve">The Data Belongs to the Learner:</w:t>
+        <w:t xml:space="preserve">The Data Belongs to Your Family:</w:t>
       </w:r>
     </w:p>
     <w:p>
@@ -1320,7 +1509,7 @@
         <w:pStyle w:val="Compact"/>
       </w:pPr>
       <w:r>
-        <w:t xml:space="preserve">Your child owns their learning twin's data</w:t>
+        <w:t xml:space="preserve">Your child's work and data belong to you</w:t>
       </w:r>
     </w:p>
     <w:p>
@@ -1416,16 +1605,7 @@
         <w:pStyle w:val="BodyText"/>
       </w:pPr>
       <w:r>
-        <w:t xml:space="preserve">Best,</w:t>
-      </w:r>
-      <w:r>
-        <w:t xml:space="preserve"> </w:t>
-      </w:r>
-      <w:r>
-        <w:rPr>
-          <w:rStyle w:val="Placeholder"/>
-        </w:rPr>
-        <w:t xml:space="preserve">{{Rep Name}}</w:t>
+        <w:t xml:space="preserve">Best, {{Rep Name}}</w:t>
       </w:r>
     </w:p>
     <w:p>
@@ -1435,14 +1615,14 @@
         </w:pict>
       </w:r>
     </w:p>
-    <w:bookmarkEnd w:id="28"/>
-    <w:bookmarkStart w:id="29" w:name="template-8-we-can-just-do-this-ourselves"/>
+    <w:bookmarkEnd w:id="33"/>
+    <w:bookmarkStart w:id="34" w:name="build-it-ourselves"/>
     <w:p>
       <w:pPr>
         <w:pStyle w:val="Heading3"/>
       </w:pPr>
       <w:r>
-        <w:t xml:space="preserve">Template 8: "We Can Just Do This Ourselves"</w:t>
+        <w:t xml:space="preserve">"We can just do this ourselves"</w:t>
       </w:r>
     </w:p>
     <w:p>
@@ -1454,10 +1634,13 @@
           <w:bCs/>
           <w:b/>
         </w:rPr>
-        <w:t xml:space="preserve">Subject</w:t>
-      </w:r>
-      <w:r>
-        <w:t xml:space="preserve">: Re: Do we even need a tool for this?</w:t>
+        <w:t xml:space="preserve">Subject:</w:t>
+      </w:r>
+      <w:r>
+        <w:t xml:space="preserve"> </w:t>
+      </w:r>
+      <w:r>
+        <w:t xml:space="preserve">Re: Do we even need a tool for this?</w:t>
       </w:r>
     </w:p>
     <w:p>
@@ -1465,19 +1648,7 @@
         <w:pStyle w:val="BodyText"/>
       </w:pPr>
       <w:r>
-        <w:t xml:space="preserve">Hi</w:t>
-      </w:r>
-      <w:r>
-        <w:t xml:space="preserve"> </w:t>
-      </w:r>
-      <w:r>
-        <w:rPr>
-          <w:rStyle w:val="Placeholder"/>
-        </w:rPr>
-        <w:t xml:space="preserve">{{Prospect Name}}</w:t>
-      </w:r>
-      <w:r>
-        <w:t xml:space="preserve">,</w:t>
+        <w:t xml:space="preserve">Hi {{Prospect Name}},</w:t>
       </w:r>
     </w:p>
     <w:p>
@@ -1581,7 +1752,7 @@
         <w:pStyle w:val="Compact"/>
       </w:pPr>
       <w:r>
-        <w:t xml:space="preserve">A live answer from your child's twin whenever you ask</w:t>
+        <w:t xml:space="preserve">A live answer from Eduardo whenever you ask</w:t>
       </w:r>
     </w:p>
     <w:p>
@@ -1663,16 +1834,7 @@
         <w:pStyle w:val="BodyText"/>
       </w:pPr>
       <w:r>
-        <w:t xml:space="preserve">Best,</w:t>
-      </w:r>
-      <w:r>
-        <w:t xml:space="preserve"> </w:t>
-      </w:r>
-      <w:r>
-        <w:rPr>
-          <w:rStyle w:val="Placeholder"/>
-        </w:rPr>
-        <w:t xml:space="preserve">{{Rep Name}}</w:t>
+        <w:t xml:space="preserve">Best, {{Rep Name}}</w:t>
       </w:r>
     </w:p>
     <w:p>
@@ -1682,24 +1844,24 @@
         </w:pict>
       </w:r>
     </w:p>
-    <w:bookmarkEnd w:id="29"/>
-    <w:bookmarkEnd w:id="30"/>
-    <w:bookmarkStart w:id="33" w:name="closing--urgency-emails"/>
+    <w:bookmarkEnd w:id="34"/>
+    <w:bookmarkEnd w:id="35"/>
+    <w:bookmarkStart w:id="38" w:name="closing-urgency"/>
     <w:p>
       <w:pPr>
         <w:pStyle w:val="Heading2"/>
       </w:pPr>
       <w:r>
-        <w:t xml:space="preserve">Closing / Urgency Emails</w:t>
-      </w:r>
-    </w:p>
-    <w:bookmarkStart w:id="31" w:name="template-9-start-of-term-push"/>
+        <w:t xml:space="preserve">Closing / Urgency</w:t>
+      </w:r>
+    </w:p>
+    <w:bookmarkStart w:id="36" w:name="start-of-term-push"/>
     <w:p>
       <w:pPr>
         <w:pStyle w:val="Heading3"/>
       </w:pPr>
       <w:r>
-        <w:t xml:space="preserve">Template 9: Start-of-Term Push</w:t>
+        <w:t xml:space="preserve">Start-of-term push</w:t>
       </w:r>
     </w:p>
     <w:p>
@@ -1711,19 +1873,13 @@
           <w:bCs/>
           <w:b/>
         </w:rPr>
-        <w:t xml:space="preserve">Subject</w:t>
-      </w:r>
-      <w:r>
-        <w:t xml:space="preserve">: Get set up before the term starts</w:t>
+        <w:t xml:space="preserve">Subject:</w:t>
       </w:r>
       <w:r>
         <w:t xml:space="preserve"> </w:t>
       </w:r>
       <w:r>
-        <w:rPr>
-          <w:rStyle w:val="Placeholder"/>
-        </w:rPr>
-        <w:t xml:space="preserve">{{Date}}</w:t>
+        <w:t xml:space="preserve">Get set up before the term starts {{Date}}</w:t>
       </w:r>
     </w:p>
     <w:p>
@@ -1731,19 +1887,7 @@
         <w:pStyle w:val="BodyText"/>
       </w:pPr>
       <w:r>
-        <w:t xml:space="preserve">Hi</w:t>
-      </w:r>
-      <w:r>
-        <w:t xml:space="preserve"> </w:t>
-      </w:r>
-      <w:r>
-        <w:rPr>
-          <w:rStyle w:val="Placeholder"/>
-        </w:rPr>
-        <w:t xml:space="preserve">{{Prospect Name}}</w:t>
-      </w:r>
-      <w:r>
-        <w:t xml:space="preserve">,</w:t>
+        <w:t xml:space="preserve">Hi {{Prospect Name}},</w:t>
       </w:r>
     </w:p>
     <w:p>
@@ -1751,7 +1895,7 @@
         <w:pStyle w:val="BodyText"/>
       </w:pPr>
       <w:r>
-        <w:t xml:space="preserve">Quick heads up: the easiest time to start is before the new term, so your child's learning twin builds context from day one instead of mid-stream.</w:t>
+        <w:t xml:space="preserve">Quick heads up: the easiest time to start is before the new term, so Eduardo builds context from day one instead of mid-stream.</w:t>
       </w:r>
     </w:p>
     <w:p>
@@ -1759,7 +1903,7 @@
         <w:pStyle w:val="BodyText"/>
       </w:pPr>
       <w:r>
-        <w:t xml:space="preserve">If you're still considering EduAsiste, starting your 30-day free trial now means you'll be fully set up, with the learner twin and parent twin already talking, by the time the term begins.</w:t>
+        <w:t xml:space="preserve">If you're still considering EduAsiste, getting set up now means Eduardo is fully up to speed, and you're seeing progress, by the time the term begins.</w:t>
       </w:r>
     </w:p>
     <w:p>
@@ -1767,7 +1911,7 @@
         <w:pStyle w:val="BodyText"/>
       </w:pPr>
       <w:r>
-        <w:t xml:space="preserve">No pressure. I just wanted to make sure you had the timing in mind.</w:t>
+        <w:t xml:space="preserve">No pressure, just wanted to make sure you had the timing in mind.</w:t>
       </w:r>
     </w:p>
     <w:p>
@@ -1775,7 +1919,7 @@
         <w:pStyle w:val="BodyText"/>
       </w:pPr>
       <w:r>
-        <w:t xml:space="preserve">Let me know if you'd like to get set up or have any final questions.</w:t>
+        <w:t xml:space="preserve">Let me know if you'd like to get set up, or if you have any final questions.</w:t>
       </w:r>
     </w:p>
     <w:p>
@@ -1783,16 +1927,7 @@
         <w:pStyle w:val="BodyText"/>
       </w:pPr>
       <w:r>
-        <w:t xml:space="preserve">Best,</w:t>
-      </w:r>
-      <w:r>
-        <w:t xml:space="preserve"> </w:t>
-      </w:r>
-      <w:r>
-        <w:rPr>
-          <w:rStyle w:val="Placeholder"/>
-        </w:rPr>
-        <w:t xml:space="preserve">{{Rep Name}}</w:t>
+        <w:t xml:space="preserve">Best, {{Rep Name}}</w:t>
       </w:r>
     </w:p>
     <w:p>
@@ -1802,14 +1937,14 @@
         </w:pict>
       </w:r>
     </w:p>
-    <w:bookmarkEnd w:id="31"/>
-    <w:bookmarkStart w:id="32" w:name="template-10-trial-proposal"/>
+    <w:bookmarkEnd w:id="36"/>
+    <w:bookmarkStart w:id="37" w:name="low-risk-start"/>
     <w:p>
       <w:pPr>
         <w:pStyle w:val="Heading3"/>
       </w:pPr>
       <w:r>
-        <w:t xml:space="preserve">Template 10: Trial Proposal</w:t>
+        <w:t xml:space="preserve">Low-risk start</w:t>
       </w:r>
     </w:p>
     <w:p>
@@ -1821,10 +1956,13 @@
           <w:bCs/>
           <w:b/>
         </w:rPr>
-        <w:t xml:space="preserve">Subject</w:t>
-      </w:r>
-      <w:r>
-        <w:t xml:space="preserve">: Low-risk way to try EduAsiste</w:t>
+        <w:t xml:space="preserve">Subject:</w:t>
+      </w:r>
+      <w:r>
+        <w:t xml:space="preserve"> </w:t>
+      </w:r>
+      <w:r>
+        <w:t xml:space="preserve">Low-risk way to start with EduAsiste</w:t>
       </w:r>
     </w:p>
     <w:p>
@@ -1832,19 +1970,7 @@
         <w:pStyle w:val="BodyText"/>
       </w:pPr>
       <w:r>
-        <w:t xml:space="preserve">Hi</w:t>
-      </w:r>
-      <w:r>
-        <w:t xml:space="preserve"> </w:t>
-      </w:r>
-      <w:r>
-        <w:rPr>
-          <w:rStyle w:val="Placeholder"/>
-        </w:rPr>
-        <w:t xml:space="preserve">{{Prospect Name}}</w:t>
-      </w:r>
-      <w:r>
-        <w:t xml:space="preserve">,</w:t>
+        <w:t xml:space="preserve">Hi {{Prospect Name}},</w:t>
       </w:r>
     </w:p>
     <w:p>
@@ -1852,7 +1978,7 @@
         <w:pStyle w:val="BodyText"/>
       </w:pPr>
       <w:r>
-        <w:t xml:space="preserve">I know trying something new with your child (or across your students) can feel like a leap. Here's a low-risk way to test EduAsiste:</w:t>
+        <w:t xml:space="preserve">I know trying something new with your child (or across your students) can feel like a leap. Here's a low-risk way to start with EduAsiste:</w:t>
       </w:r>
     </w:p>
     <w:p>
@@ -1864,7 +1990,7 @@
           <w:bCs/>
           <w:b/>
         </w:rPr>
-        <w:t xml:space="preserve">30-Day Free Trial:</w:t>
+        <w:t xml:space="preserve">A Low-Risk Way to Start:</w:t>
       </w:r>
     </w:p>
     <w:p>
@@ -1888,22 +2014,7 @@
         <w:pStyle w:val="Compact"/>
       </w:pPr>
       <w:r>
-        <w:t xml:space="preserve">Full access to</w:t>
-      </w:r>
-      <w:r>
-        <w:t xml:space="preserve"> </w:t>
-      </w:r>
-      <w:r>
-        <w:rPr>
-          <w:rStyle w:val="Placeholder"/>
-        </w:rPr>
-        <w:t xml:space="preserve">{{Tier}}</w:t>
-      </w:r>
-      <w:r>
-        <w:t xml:space="preserve"> </w:t>
-      </w:r>
-      <w:r>
-        <w:t xml:space="preserve">features: live progress, one-sentence worksheets, Socratic summaries, auto-filling goals</w:t>
+        <w:t xml:space="preserve">Full access to every feature: live progress, one-sentence worksheets, Socratic summaries, auto-filling goals</w:t>
       </w:r>
     </w:p>
     <w:p>
@@ -1915,7 +2026,7 @@
         <w:pStyle w:val="Compact"/>
       </w:pPr>
       <w:r>
-        <w:t xml:space="preserve">We help you get the first twin set up</w:t>
+        <w:t xml:space="preserve">We help you get Eduardo set up for your first student</w:t>
       </w:r>
     </w:p>
     <w:p>
@@ -1927,7 +2038,7 @@
         <w:pStyle w:val="Compact"/>
       </w:pPr>
       <w:r>
-        <w:t xml:space="preserve">After 30 days, review what you saw together</w:t>
+        <w:t xml:space="preserve">After the first few weeks, review what you saw together</w:t>
       </w:r>
     </w:p>
     <w:p>
@@ -1939,7 +2050,7 @@
         <w:pStyle w:val="Compact"/>
       </w:pPr>
       <w:r>
-        <w:t xml:space="preserve">No card to start, no commitment to continue if it's not working</w:t>
+        <w:t xml:space="preserve">Month-to-month, cancel anytime if it's not working</w:t>
       </w:r>
     </w:p>
     <w:p>
@@ -1963,16 +2074,7 @@
         <w:pStyle w:val="BodyText"/>
       </w:pPr>
       <w:r>
-        <w:t xml:space="preserve">Best,</w:t>
-      </w:r>
-      <w:r>
-        <w:t xml:space="preserve"> </w:t>
-      </w:r>
-      <w:r>
-        <w:rPr>
-          <w:rStyle w:val="Placeholder"/>
-        </w:rPr>
-        <w:t xml:space="preserve">{{Rep Name}}</w:t>
+        <w:t xml:space="preserve">Best, {{Rep Name}}</w:t>
       </w:r>
     </w:p>
     <w:p>
@@ -1982,24 +2084,24 @@
         </w:pict>
       </w:r>
     </w:p>
-    <w:bookmarkEnd w:id="32"/>
-    <w:bookmarkEnd w:id="33"/>
-    <w:bookmarkStart w:id="36" w:name="re-engagement-emails"/>
+    <w:bookmarkEnd w:id="37"/>
+    <w:bookmarkEnd w:id="38"/>
+    <w:bookmarkStart w:id="41" w:name="re-engagement"/>
     <w:p>
       <w:pPr>
         <w:pStyle w:val="Heading2"/>
       </w:pPr>
       <w:r>
-        <w:t xml:space="preserve">Re-Engagement Emails</w:t>
-      </w:r>
-    </w:p>
-    <w:bookmarkStart w:id="34" w:name="X2e5040de61ba87ba79d338081f93cf016a4def2"/>
+        <w:t xml:space="preserve">Re-Engagement</w:t>
+      </w:r>
+    </w:p>
+    <w:bookmarkStart w:id="39" w:name="new-school-year"/>
     <w:p>
       <w:pPr>
         <w:pStyle w:val="Heading3"/>
       </w:pPr>
       <w:r>
-        <w:t xml:space="preserve">Template 11: New School-Year Re-Engagement</w:t>
+        <w:t xml:space="preserve">New school-year re-engagement</w:t>
       </w:r>
     </w:p>
     <w:p>
@@ -2011,10 +2113,13 @@
           <w:bCs/>
           <w:b/>
         </w:rPr>
-        <w:t xml:space="preserve">Subject</w:t>
-      </w:r>
-      <w:r>
-        <w:t xml:space="preserve">: A fresh term, still one conversation behind?</w:t>
+        <w:t xml:space="preserve">Subject:</w:t>
+      </w:r>
+      <w:r>
+        <w:t xml:space="preserve"> </w:t>
+      </w:r>
+      <w:r>
+        <w:t xml:space="preserve">A fresh term, still one conversation behind?</w:t>
       </w:r>
     </w:p>
     <w:p>
@@ -2022,19 +2127,7 @@
         <w:pStyle w:val="BodyText"/>
       </w:pPr>
       <w:r>
-        <w:t xml:space="preserve">Hi</w:t>
-      </w:r>
-      <w:r>
-        <w:t xml:space="preserve"> </w:t>
-      </w:r>
-      <w:r>
-        <w:rPr>
-          <w:rStyle w:val="Placeholder"/>
-        </w:rPr>
-        <w:t xml:space="preserve">{{Prospect Name}}</w:t>
-      </w:r>
-      <w:r>
-        <w:t xml:space="preserve">,</w:t>
+        <w:t xml:space="preserve">Hi {{Prospect Name}},</w:t>
       </w:r>
     </w:p>
     <w:p>
@@ -2050,7 +2143,7 @@
         <w:pStyle w:val="BodyText"/>
       </w:pPr>
       <w:r>
-        <w:t xml:space="preserve">The families and tutors who started earlier now have something that compounds: months of their child's learning twin remembering what clicked and what didn't, Socratic summaries stacking up, and goals that have been quietly filling in the whole time.</w:t>
+        <w:t xml:space="preserve">The families and tutors who started earlier now have something that compounds: months of Eduardo remembering what clicked and what didn't, Socratic summaries stacking up, and goals that have been quietly filling in the whole time.</w:t>
       </w:r>
     </w:p>
     <w:p>
@@ -2058,7 +2151,7 @@
         <w:pStyle w:val="BodyText"/>
       </w:pPr>
       <w:r>
-        <w:t xml:space="preserve">The longer a learning twin runs, the more it knows your child. The families who start a term ahead are never the ones playing catch-up at report-card time.</w:t>
+        <w:t xml:space="preserve">The longer Eduardo runs, the more it knows your child. The families who start a term ahead are never the ones playing catch-up at report-card time.</w:t>
       </w:r>
     </w:p>
     <w:p>
@@ -2066,7 +2159,7 @@
         <w:pStyle w:val="BodyText"/>
       </w:pPr>
       <w:r>
-        <w:t xml:space="preserve">If the timing is better now, I'd love to reconnect. If not, no worries. I just wanted to check in at the start of the term.</w:t>
+        <w:t xml:space="preserve">If the timing is better now, I'd love to reconnect. If not, no worries. Just wanted to check in at the start of the term.</w:t>
       </w:r>
     </w:p>
     <w:p>
@@ -2074,16 +2167,7 @@
         <w:pStyle w:val="BodyText"/>
       </w:pPr>
       <w:r>
-        <w:t xml:space="preserve">Best,</w:t>
-      </w:r>
-      <w:r>
-        <w:t xml:space="preserve"> </w:t>
-      </w:r>
-      <w:r>
-        <w:rPr>
-          <w:rStyle w:val="Placeholder"/>
-        </w:rPr>
-        <w:t xml:space="preserve">{{Rep Name}}</w:t>
+        <w:t xml:space="preserve">Best, {{Rep Name}}</w:t>
       </w:r>
     </w:p>
     <w:p>
@@ -2093,14 +2177,14 @@
         </w:pict>
       </w:r>
     </w:p>
-    <w:bookmarkEnd w:id="34"/>
-    <w:bookmarkStart w:id="35" w:name="template-12-new-feature-announcement"/>
+    <w:bookmarkEnd w:id="39"/>
+    <w:bookmarkStart w:id="40" w:name="new-feature"/>
     <w:p>
       <w:pPr>
         <w:pStyle w:val="Heading3"/>
       </w:pPr>
       <w:r>
-        <w:t xml:space="preserve">Template 12: New Feature Announcement</w:t>
+        <w:t xml:space="preserve">New feature announcement</w:t>
       </w:r>
     </w:p>
     <w:p>
@@ -2112,10 +2196,13 @@
           <w:bCs/>
           <w:b/>
         </w:rPr>
-        <w:t xml:space="preserve">Subject</w:t>
-      </w:r>
-      <w:r>
-        <w:t xml:space="preserve">: New EduAsiste feature you asked about</w:t>
+        <w:t xml:space="preserve">Subject:</w:t>
+      </w:r>
+      <w:r>
+        <w:t xml:space="preserve"> </w:t>
+      </w:r>
+      <w:r>
+        <w:t xml:space="preserve">New EduAsiste feature you asked about</w:t>
       </w:r>
     </w:p>
     <w:p>
@@ -2123,19 +2210,7 @@
         <w:pStyle w:val="BodyText"/>
       </w:pPr>
       <w:r>
-        <w:t xml:space="preserve">Hi</w:t>
-      </w:r>
-      <w:r>
-        <w:t xml:space="preserve"> </w:t>
-      </w:r>
-      <w:r>
-        <w:rPr>
-          <w:rStyle w:val="Placeholder"/>
-        </w:rPr>
-        <w:t xml:space="preserve">{{Prospect Name}}</w:t>
-      </w:r>
-      <w:r>
-        <w:t xml:space="preserve">,</w:t>
+        <w:t xml:space="preserve">Hi {{Prospect Name}},</w:t>
       </w:r>
     </w:p>
     <w:p>
@@ -2143,7 +2218,7 @@
         <w:pStyle w:val="BodyText"/>
       </w:pPr>
       <w:r>
-        <w:t xml:space="preserve">Remember when we spoke and you asked about [Feature they wanted, e.g., "quizzes with auto-grading" or "a classroom view for your cohort"]?</w:t>
+        <w:t xml:space="preserve">Remember when we spoke and you asked about {{Feature they wanted}}?</w:t>
       </w:r>
     </w:p>
     <w:p>
@@ -2159,10 +2234,7 @@
         <w:pStyle w:val="BodyText"/>
       </w:pPr>
       <w:r>
-        <w:rPr>
-          <w:rStyle w:val="Placeholder"/>
-        </w:rPr>
-        <w:t xml:space="preserve">{{Brief description of feature}}</w:t>
+        <w:t xml:space="preserve">{{Brief description of the feature}}</w:t>
       </w:r>
     </w:p>
     <w:p>
@@ -2170,7 +2242,7 @@
         <w:pStyle w:val="BodyText"/>
       </w:pPr>
       <w:r>
-        <w:t xml:space="preserve">Would you be open to a quick 15-minute call to see how this fits what you were looking for? Your 30-day free trial still applies.</w:t>
+        <w:t xml:space="preserve">Would you be open to a quick 15-minute call to see how this fits what you were looking for? Happy to set up a quick look whenever works.</w:t>
       </w:r>
     </w:p>
     <w:p>
@@ -2178,16 +2250,7 @@
         <w:pStyle w:val="BodyText"/>
       </w:pPr>
       <w:r>
-        <w:t xml:space="preserve">Best,</w:t>
-      </w:r>
-      <w:r>
-        <w:t xml:space="preserve"> </w:t>
-      </w:r>
-      <w:r>
-        <w:rPr>
-          <w:rStyle w:val="Placeholder"/>
-        </w:rPr>
-        <w:t xml:space="preserve">{{Rep Name}}</w:t>
+        <w:t xml:space="preserve">Best, {{Rep Name}}</w:t>
       </w:r>
     </w:p>
     <w:p>
@@ -2197,24 +2260,62 @@
         </w:pict>
       </w:r>
     </w:p>
-    <w:bookmarkEnd w:id="35"/>
-    <w:bookmarkEnd w:id="36"/>
-    <w:bookmarkStart w:id="41" w:name="email-best-practices"/>
+    <w:bookmarkEnd w:id="40"/>
+    <w:bookmarkEnd w:id="41"/>
+    <w:bookmarkStart w:id="47" w:name="best-practices"/>
     <w:p>
       <w:pPr>
         <w:pStyle w:val="Heading2"/>
       </w:pPr>
       <w:r>
-        <w:t xml:space="preserve">Email Best Practices</w:t>
-      </w:r>
-    </w:p>
-    <w:bookmarkStart w:id="37" w:name="subject-line-rules"/>
+        <w:t xml:space="preserve">Best Practices</w:t>
+      </w:r>
+    </w:p>
+    <w:bookmarkStart w:id="42" w:name="tokens"/>
     <w:p>
       <w:pPr>
         <w:pStyle w:val="Heading3"/>
       </w:pPr>
       <w:r>
-        <w:t xml:space="preserve">Subject Line Rules</w:t>
+        <w:t xml:space="preserve">Tokens</w:t>
+      </w:r>
+    </w:p>
+    <w:p>
+      <w:pPr>
+        <w:pStyle w:val="FirstParagraph"/>
+      </w:pPr>
+      <w:r>
+        <w:t xml:space="preserve">Everything in</w:t>
+      </w:r>
+      <w:r>
+        <w:t xml:space="preserve"> </w:t>
+      </w:r>
+      <w:r>
+        <w:rPr>
+          <w:rStyle w:val="VerbatimChar"/>
+        </w:rPr>
+        <w:t xml:space="preserve">{{double braces}}</w:t>
+      </w:r>
+      <w:r>
+        <w:t xml:space="preserve"> </w:t>
+      </w:r>
+      <w:r>
+        <w:t xml:space="preserve">is a fill-in. Replace every one before sending, and double-check that no</w:t>
+      </w:r>
+      <w:r>
+        <w:t xml:space="preserve"> </w:t>
+      </w:r>
+      <w:r>
+        <w:rPr>
+          <w:rStyle w:val="VerbatimChar"/>
+        </w:rPr>
+        <w:t xml:space="preserve">{{...}}</w:t>
+      </w:r>
+      <w:r>
+        <w:t xml:space="preserve"> </w:t>
+      </w:r>
+      <w:r>
+        <w:t xml:space="preserve">slips through to the inbox. The common tokens:</w:t>
       </w:r>
     </w:p>
     <w:p>
@@ -2226,7 +2327,16 @@
         <w:pStyle w:val="Compact"/>
       </w:pPr>
       <w:r>
-        <w:t xml:space="preserve">Keep under 50 characters</w:t>
+        <w:rPr>
+          <w:rStyle w:val="VerbatimChar"/>
+        </w:rPr>
+        <w:t xml:space="preserve">{{Prospect Name}}</w:t>
+      </w:r>
+      <w:r>
+        <w:t xml:space="preserve"> </w:t>
+      </w:r>
+      <w:r>
+        <w:t xml:space="preserve">— the recipient (the parent, tutor, or administrator)</w:t>
       </w:r>
     </w:p>
     <w:p>
@@ -2238,7 +2348,16 @@
         <w:pStyle w:val="Compact"/>
       </w:pPr>
       <w:r>
-        <w:t xml:space="preserve">Make it specific to their child, students, or school</w:t>
+        <w:rPr>
+          <w:rStyle w:val="VerbatimChar"/>
+        </w:rPr>
+        <w:t xml:space="preserve">{{Child Name}}</w:t>
+      </w:r>
+      <w:r>
+        <w:t xml:space="preserve"> </w:t>
+      </w:r>
+      <w:r>
+        <w:t xml:space="preserve">— the learner; swap the example subject/child for a real one</w:t>
       </w:r>
     </w:p>
     <w:p>
@@ -2250,7 +2369,16 @@
         <w:pStyle w:val="Compact"/>
       </w:pPr>
       <w:r>
-        <w:t xml:space="preserve">Avoid spam triggers (FREE, LIMITED TIME, ACT NOW)</w:t>
+        <w:rPr>
+          <w:rStyle w:val="VerbatimChar"/>
+        </w:rPr>
+        <w:t xml:space="preserve">{{Company}}</w:t>
+      </w:r>
+      <w:r>
+        <w:t xml:space="preserve"> </w:t>
+      </w:r>
+      <w:r>
+        <w:t xml:space="preserve">— the school or tutoring business</w:t>
       </w:r>
     </w:p>
     <w:p>
@@ -2262,17 +2390,173 @@
         <w:pStyle w:val="Compact"/>
       </w:pPr>
       <w:r>
-        <w:t xml:space="preserve">Questions often outperform statements</w:t>
-      </w:r>
-    </w:p>
-    <w:bookmarkEnd w:id="37"/>
-    <w:bookmarkStart w:id="38" w:name="body-rules"/>
+        <w:rPr>
+          <w:rStyle w:val="VerbatimChar"/>
+        </w:rPr>
+        <w:t xml:space="preserve">{{Referrer}}</w:t>
+      </w:r>
+      <w:r>
+        <w:t xml:space="preserve"> </w:t>
+      </w:r>
+      <w:r>
+        <w:t xml:space="preserve">·</w:t>
+      </w:r>
+      <w:r>
+        <w:t xml:space="preserve"> </w:t>
+      </w:r>
+      <w:r>
+        <w:rPr>
+          <w:rStyle w:val="VerbatimChar"/>
+        </w:rPr>
+        <w:t xml:space="preserve">{{Pain Point}}</w:t>
+      </w:r>
+      <w:r>
+        <w:t xml:space="preserve"> </w:t>
+      </w:r>
+      <w:r>
+        <w:t xml:space="preserve">— for warm intros; name a real referrer and a real, specific pain point in their own words, or the email reads like a mail merge</w:t>
+      </w:r>
+    </w:p>
+    <w:p>
+      <w:pPr>
+        <w:numPr>
+          <w:ilvl w:val="0"/>
+          <w:numId w:val="1011"/>
+        </w:numPr>
+        <w:pStyle w:val="Compact"/>
+      </w:pPr>
+      <w:r>
+        <w:rPr>
+          <w:rStyle w:val="VerbatimChar"/>
+        </w:rPr>
+        <w:t xml:space="preserve">{{Reference}}</w:t>
+      </w:r>
+      <w:r>
+        <w:t xml:space="preserve"> </w:t>
+      </w:r>
+      <w:r>
+        <w:t xml:space="preserve">— a comparable family, tutor, or school you can name</w:t>
+      </w:r>
+    </w:p>
+    <w:p>
+      <w:pPr>
+        <w:numPr>
+          <w:ilvl w:val="0"/>
+          <w:numId w:val="1011"/>
+        </w:numPr>
+        <w:pStyle w:val="Compact"/>
+      </w:pPr>
+      <w:r>
+        <w:rPr>
+          <w:rStyle w:val="VerbatimChar"/>
+        </w:rPr>
+        <w:t xml:space="preserve">{{Price}}</w:t>
+      </w:r>
+      <w:r>
+        <w:t xml:space="preserve"> </w:t>
+      </w:r>
+      <w:r>
+        <w:t xml:space="preserve">·</w:t>
+      </w:r>
+      <w:r>
+        <w:t xml:space="preserve"> </w:t>
+      </w:r>
+      <w:r>
+        <w:rPr>
+          <w:rStyle w:val="VerbatimChar"/>
+        </w:rPr>
+        <w:t xml:space="preserve">{{Tier}}</w:t>
+      </w:r>
+      <w:r>
+        <w:t xml:space="preserve"> </w:t>
+      </w:r>
+      <w:r>
+        <w:t xml:space="preserve">·</w:t>
+      </w:r>
+      <w:r>
+        <w:t xml:space="preserve"> </w:t>
+      </w:r>
+      <w:r>
+        <w:rPr>
+          <w:rStyle w:val="VerbatimChar"/>
+        </w:rPr>
+        <w:t xml:space="preserve">{{Seats}}</w:t>
+      </w:r>
+      <w:r>
+        <w:t xml:space="preserve"> </w:t>
+      </w:r>
+      <w:r>
+        <w:t xml:space="preserve">— current plan figures; fill from the live price sheet rather than quoting from memory</w:t>
+      </w:r>
+    </w:p>
+    <w:p>
+      <w:pPr>
+        <w:numPr>
+          <w:ilvl w:val="0"/>
+          <w:numId w:val="1011"/>
+        </w:numPr>
+        <w:pStyle w:val="Compact"/>
+      </w:pPr>
+      <w:r>
+        <w:rPr>
+          <w:rStyle w:val="VerbatimChar"/>
+        </w:rPr>
+        <w:t xml:space="preserve">{{Date}}</w:t>
+      </w:r>
+      <w:r>
+        <w:t xml:space="preserve"> </w:t>
+      </w:r>
+      <w:r>
+        <w:t xml:space="preserve">·</w:t>
+      </w:r>
+      <w:r>
+        <w:t xml:space="preserve"> </w:t>
+      </w:r>
+      <w:r>
+        <w:rPr>
+          <w:rStyle w:val="VerbatimChar"/>
+        </w:rPr>
+        <w:t xml:space="preserve">{{Demo Link}}</w:t>
+      </w:r>
+      <w:r>
+        <w:t xml:space="preserve"> </w:t>
+      </w:r>
+      <w:r>
+        <w:t xml:space="preserve">·</w:t>
+      </w:r>
+      <w:r>
+        <w:t xml:space="preserve"> </w:t>
+      </w:r>
+      <w:r>
+        <w:rPr>
+          <w:rStyle w:val="VerbatimChar"/>
+        </w:rPr>
+        <w:t xml:space="preserve">{{Rep Name}}</w:t>
+      </w:r>
+      <w:r>
+        <w:t xml:space="preserve"> </w:t>
+      </w:r>
+      <w:r>
+        <w:t xml:space="preserve">·</w:t>
+      </w:r>
+      <w:r>
+        <w:t xml:space="preserve"> </w:t>
+      </w:r>
+      <w:r>
+        <w:rPr>
+          <w:rStyle w:val="VerbatimChar"/>
+        </w:rPr>
+        <w:t xml:space="preserve">{{Rep Email}}</w:t>
+      </w:r>
+    </w:p>
+    <w:bookmarkEnd w:id="42"/>
+    <w:bookmarkStart w:id="43" w:name="subject-line-rules"/>
     <w:p>
       <w:pPr>
         <w:pStyle w:val="Heading3"/>
       </w:pPr>
       <w:r>
-        <w:t xml:space="preserve">Body Rules</w:t>
+        <w:t xml:space="preserve">Subject lines</w:t>
       </w:r>
     </w:p>
     <w:p>
@@ -2284,7 +2568,7 @@
         <w:pStyle w:val="Compact"/>
       </w:pPr>
       <w:r>
-        <w:t xml:space="preserve">Keep first email under 150 words</w:t>
+        <w:t xml:space="preserve">Keep under 50 characters</w:t>
       </w:r>
     </w:p>
     <w:p>
@@ -2296,7 +2580,7 @@
         <w:pStyle w:val="Compact"/>
       </w:pPr>
       <w:r>
-        <w:t xml:space="preserve">One clear call to action</w:t>
+        <w:t xml:space="preserve">Make it specific to their child, students, or school</w:t>
       </w:r>
     </w:p>
     <w:p>
@@ -2308,7 +2592,7 @@
         <w:pStyle w:val="Compact"/>
       </w:pPr>
       <w:r>
-        <w:t xml:space="preserve">Make it easy to say yes or no</w:t>
+        <w:t xml:space="preserve">Avoid spam triggers (FREE, LIMITED TIME, ACT NOW)</w:t>
       </w:r>
     </w:p>
     <w:p>
@@ -2320,29 +2604,17 @@
         <w:pStyle w:val="Compact"/>
       </w:pPr>
       <w:r>
-        <w:t xml:space="preserve">Personalize with the child's name, the tutoring business, or the school</w:t>
-      </w:r>
-    </w:p>
-    <w:p>
-      <w:pPr>
-        <w:numPr>
-          <w:ilvl w:val="0"/>
-          <w:numId w:val="1012"/>
-        </w:numPr>
-        <w:pStyle w:val="Compact"/>
-      </w:pPr>
-      <w:r>
-        <w:t xml:space="preserve">Lead with empathy, parent-to-parent and educator-to-educator</w:t>
-      </w:r>
-    </w:p>
-    <w:bookmarkEnd w:id="38"/>
-    <w:bookmarkStart w:id="39" w:name="timing"/>
+        <w:t xml:space="preserve">Questions often outperform statements</w:t>
+      </w:r>
+    </w:p>
+    <w:bookmarkEnd w:id="43"/>
+    <w:bookmarkStart w:id="44" w:name="body-rules"/>
     <w:p>
       <w:pPr>
         <w:pStyle w:val="Heading3"/>
       </w:pPr>
       <w:r>
-        <w:t xml:space="preserve">Timing</w:t>
+        <w:t xml:space="preserve">Body</w:t>
       </w:r>
     </w:p>
     <w:p>
@@ -2354,7 +2626,7 @@
         <w:pStyle w:val="Compact"/>
       </w:pPr>
       <w:r>
-        <w:t xml:space="preserve">Tuesday-Thursday typically best</w:t>
+        <w:t xml:space="preserve">Keep first email under 150 words</w:t>
       </w:r>
     </w:p>
     <w:p>
@@ -2366,7 +2638,7 @@
         <w:pStyle w:val="Compact"/>
       </w:pPr>
       <w:r>
-        <w:t xml:space="preserve">Early evening often works for parents (after pickup, before bedtime)</w:t>
+        <w:t xml:space="preserve">One clear call to action</w:t>
       </w:r>
     </w:p>
     <w:p>
@@ -2378,17 +2650,41 @@
         <w:pStyle w:val="Compact"/>
       </w:pPr>
       <w:r>
-        <w:t xml:space="preserve">Avoid Mondays (inbox overload) and Fridays (weekend mode)</w:t>
-      </w:r>
-    </w:p>
-    <w:bookmarkEnd w:id="39"/>
-    <w:bookmarkStart w:id="40" w:name="follow-up-cadence"/>
+        <w:t xml:space="preserve">Make it easy to say yes or no</w:t>
+      </w:r>
+    </w:p>
+    <w:p>
+      <w:pPr>
+        <w:numPr>
+          <w:ilvl w:val="0"/>
+          <w:numId w:val="1013"/>
+        </w:numPr>
+        <w:pStyle w:val="Compact"/>
+      </w:pPr>
+      <w:r>
+        <w:t xml:space="preserve">Personalize with the child's name, the tutoring business, or the school</w:t>
+      </w:r>
+    </w:p>
+    <w:p>
+      <w:pPr>
+        <w:numPr>
+          <w:ilvl w:val="0"/>
+          <w:numId w:val="1013"/>
+        </w:numPr>
+        <w:pStyle w:val="Compact"/>
+      </w:pPr>
+      <w:r>
+        <w:t xml:space="preserve">Lead with empathy, parent-to-parent and educator-to-educator</w:t>
+      </w:r>
+    </w:p>
+    <w:bookmarkEnd w:id="44"/>
+    <w:bookmarkStart w:id="45" w:name="timing"/>
     <w:p>
       <w:pPr>
         <w:pStyle w:val="Heading3"/>
       </w:pPr>
       <w:r>
-        <w:t xml:space="preserve">Follow-Up Cadence</w:t>
+        <w:t xml:space="preserve">Timing</w:t>
       </w:r>
     </w:p>
     <w:p>
@@ -2400,7 +2696,7 @@
         <w:pStyle w:val="Compact"/>
       </w:pPr>
       <w:r>
-        <w:t xml:space="preserve">Day 1: Initial email</w:t>
+        <w:t xml:space="preserve">Tuesday–Thursday typically best</w:t>
       </w:r>
     </w:p>
     <w:p>
@@ -2412,7 +2708,7 @@
         <w:pStyle w:val="Compact"/>
       </w:pPr>
       <w:r>
-        <w:t xml:space="preserve">Day 3: Follow-up if no response</w:t>
+        <w:t xml:space="preserve">Early evening often works for parents (after pickup, before bedtime)</w:t>
       </w:r>
     </w:p>
     <w:p>
@@ -2424,35 +2720,114 @@
         <w:pStyle w:val="Compact"/>
       </w:pPr>
       <w:r>
-        <w:t xml:space="preserve">Day 7: Different angle/value prop</w:t>
+        <w:t xml:space="preserve">Avoid Mondays (inbox overload) and Fridays (weekend mode)</w:t>
+      </w:r>
+    </w:p>
+    <w:bookmarkEnd w:id="45"/>
+    <w:bookmarkStart w:id="46" w:name="follow-up-cadence"/>
+    <w:p>
+      <w:pPr>
+        <w:pStyle w:val="Heading3"/>
+      </w:pPr>
+      <w:r>
+        <w:t xml:space="preserve">Follow-up cadence</w:t>
       </w:r>
     </w:p>
     <w:p>
       <w:pPr>
         <w:numPr>
           <w:ilvl w:val="0"/>
-          <w:numId w:val="1014"/>
+          <w:numId w:val="1015"/>
         </w:numPr>
         <w:pStyle w:val="Compact"/>
       </w:pPr>
       <w:r>
-        <w:t xml:space="preserve">Day 14: Final attempt</w:t>
+        <w:t xml:space="preserve">Day 1: Initial email</w:t>
       </w:r>
     </w:p>
     <w:p>
       <w:pPr>
         <w:numPr>
           <w:ilvl w:val="0"/>
-          <w:numId w:val="1014"/>
+          <w:numId w:val="1015"/>
         </w:numPr>
         <w:pStyle w:val="Compact"/>
       </w:pPr>
       <w:r>
+        <w:t xml:space="preserve">Day 3: Follow-up if no response</w:t>
+      </w:r>
+    </w:p>
+    <w:p>
+      <w:pPr>
+        <w:numPr>
+          <w:ilvl w:val="0"/>
+          <w:numId w:val="1015"/>
+        </w:numPr>
+        <w:pStyle w:val="Compact"/>
+      </w:pPr>
+      <w:r>
+        <w:t xml:space="preserve">Day 7: Different angle / value prop</w:t>
+      </w:r>
+    </w:p>
+    <w:p>
+      <w:pPr>
+        <w:numPr>
+          <w:ilvl w:val="0"/>
+          <w:numId w:val="1015"/>
+        </w:numPr>
+        <w:pStyle w:val="Compact"/>
+      </w:pPr>
+      <w:r>
+        <w:t xml:space="preserve">Day 14: Final attempt</w:t>
+      </w:r>
+    </w:p>
+    <w:p>
+      <w:pPr>
+        <w:numPr>
+          <w:ilvl w:val="0"/>
+          <w:numId w:val="1015"/>
+        </w:numPr>
+        <w:pStyle w:val="Compact"/>
+      </w:pPr>
+      <w:r>
         <w:t xml:space="preserve">Then: Move to nurture sequence</w:t>
       </w:r>
     </w:p>
-    <w:bookmarkEnd w:id="40"/>
-    <w:bookmarkEnd w:id="41"/>
+    <w:p>
+      <w:pPr>
+        <w:pStyle w:val="FirstParagraph"/>
+      </w:pPr>
+      <w:r>
+        <w:t xml:space="preserve">AI Value Prospectors · internal sales enablement · EduAsiste sales email templates</w:t>
+      </w:r>
+      <w:r>
+        <w:t xml:space="preserve"> </w:t>
+      </w:r>
+      <w:hyperlink r:id="rId20">
+        <w:r>
+          <w:rPr>
+            <w:rStyle w:val="Hyperlink"/>
+          </w:rPr>
+          <w:t xml:space="preserve">Back to materials</w:t>
+        </w:r>
+      </w:hyperlink>
+    </w:p>
+    <w:p>
+      <w:pPr>
+        <w:pStyle w:val="BodyText"/>
+      </w:pPr>
+      <w:hyperlink w:anchor="top">
+        <w:r>
+          <w:rPr>
+            <w:rStyle w:val="Hyperlink"/>
+          </w:rPr>
+          <w:t xml:space="preserve">↑ Top</w:t>
+        </w:r>
+      </w:hyperlink>
+    </w:p>
+    <w:bookmarkEnd w:id="46"/>
+    <w:bookmarkEnd w:id="47"/>
+    <w:bookmarkEnd w:id="48"/>
     <w:sectPr>
       <w:headerReference r:id="rId9" w:type="default"/>
       <w:footerReference r:id="rId10" w:type="default"/>
@@ -2890,8 +3265,8 @@
       </w:pPr>
     </w:lvl>
   </w:abstractNum>
-  <w:abstractNum w:abstractNumId="99411">
-    <w:nsid w:val="A99411"/>
+  <w:abstractNum w:abstractNumId="99401">
+    <w:nsid w:val="A99401"/>
     <w:multiLevelType w:val="multilevel"/>
     <w:lvl w:ilvl="0">
       <w:start w:val="1"/>
@@ -3009,7 +3384,7 @@
     <w:abstractNumId w:val="991"/>
   </w:num>
   <w:num w:numId="1002">
-    <w:abstractNumId w:val="99411"/>
+    <w:abstractNumId w:val="99401"/>
     <w:lvlOverride w:ilvl="0">
       <w:startOverride w:val="1"/>
     </w:lvlOverride>
@@ -3074,6 +3449,9 @@
   <w:num w:numId="1014">
     <w:abstractNumId w:val="991"/>
   </w:num>
+  <w:num w:numId="1015">
+    <w:abstractNumId w:val="991"/>
+  </w:num>
 </w:numbering>
 </file>
 
@@ -3085,7 +3463,7 @@
         <w:rFonts w:asciiTheme="minorHAnsi" w:cstheme="minorBidi" w:eastAsiaTheme="minorEastAsia" w:hAnsiTheme="minorHAnsi"/>
         <w:sz w:val="22"/>
         <w:szCs w:val="22"/>
-        <w:lang w:bidi="ar-SA" w:eastAsia="en-US" w:val="en-US"/>
+        <w:lang w:bidi="ar-SA" w:eastAsia="en-US" w:val="en"/>
       </w:rPr>
     </w:rPrDefault>
     <w:pPrDefault>
